--- a/EJ-report.docx
+++ b/EJ-report.docx
@@ -2,46 +2,6 @@
 <file path=word/document.xml><?xml version="1.0" encoding="utf-8"?>
 <w:document xmlns:w="http://schemas.openxmlformats.org/wordprocessingml/2006/main" xmlns:m="http://schemas.openxmlformats.org/officeDocument/2006/math" xmlns:r="http://schemas.openxmlformats.org/officeDocument/2006/relationships" xmlns:o="urn:schemas-microsoft-com:office:office" xmlns:v="urn:schemas-microsoft-com:vml" xmlns:w10="urn:schemas-microsoft-com:office:word" xmlns:a="http://schemas.openxmlformats.org/drawingml/2006/main" xmlns:pic="http://schemas.openxmlformats.org/drawingml/2006/picture" xmlns:wp="http://schemas.openxmlformats.org/drawingml/2006/wordprocessingDrawing">
   <w:body>
-    <w:p>
-      <w:pPr>
-        <w:pStyle w:val="Title"/>
-      </w:pPr>
-      <w:r>
-        <w:t xml:space="preserve">EJ</w:t>
-      </w:r>
-      <w:r>
-        <w:t xml:space="preserve"> </w:t>
-      </w:r>
-      <w:r>
-        <w:t xml:space="preserve">Reproducibility</w:t>
-      </w:r>
-      <w:r>
-        <w:t xml:space="preserve"> </w:t>
-      </w:r>
-      <w:r>
-        <w:t xml:space="preserve">Report</w:t>
-      </w:r>
-    </w:p>
-    <w:p>
-      <w:pPr>
-        <w:pStyle w:val="Date"/>
-      </w:pPr>
-      <w:r>
-        <w:t xml:space="preserve">June</w:t>
-      </w:r>
-      <w:r>
-        <w:t xml:space="preserve"> </w:t>
-      </w:r>
-      <w:r>
-        <w:t xml:space="preserve">13,</w:t>
-      </w:r>
-      <w:r>
-        <w:t xml:space="preserve"> </w:t>
-      </w:r>
-      <w:r>
-        <w:t xml:space="preserve">2024</w:t>
-      </w:r>
-    </w:p>
     <w:p>
       <w:pPr>
         <w:pStyle w:val="FirstParagraph"/>
@@ -89,6 +49,22 @@
         </w:drawing>
       </w:r>
     </w:p>
+    <w:p>
+      <w:pPr>
+        <w:pStyle w:val="Title"/>
+      </w:pPr>
+      <w:r>
+        <w:t>Economic Journal Reproducibility Report</w:t>
+      </w:r>
+    </w:p>
+    <w:p>
+      <w:pPr>
+        <w:pStyle w:val="Subtitle"/>
+      </w:pPr>
+      <w:r>
+        <w:t>July 29, 2026</w:t>
+      </w:r>
+    </w:p>
     <w:bookmarkStart w:id="23" w:name="paper-identification"/>
     <w:p>
       <w:pPr>
@@ -103,7 +79,6 @@
         <w:tblStyle w:val="Table"/>
         <w:tblW w:type="auto" w:w="0"/>
         <w:tblLook w:firstRow="1" w:lastRow="0" w:firstColumn="0" w:lastColumn="0" w:noHBand="0" w:noVBand="0" w:val="0020"/>
-        <w:jc w:val="start"/>
       </w:tblPr>
       <w:tblGrid>
         <w:gridCol w:w="3960"/>
@@ -111,14 +86,13 @@
       </w:tblGrid>
       <w:tr>
         <w:trPr>
-          <w:tblHeader w:val="true"/>
+          <w:tblHeader w:val="on"/>
         </w:trPr>
         <w:tc>
           <w:tcPr/>
           <w:p>
             <w:pPr>
               <w:pStyle w:val="Compact"/>
-              <w:jc w:val="left"/>
             </w:pPr>
             <w:r>
               <w:t xml:space="preserve">MS Number</w:t>
@@ -130,7 +104,6 @@
           <w:p>
             <w:pPr>
               <w:pStyle w:val="Compact"/>
-              <w:jc w:val="left"/>
             </w:pPr>
             <w:r>
               <w:t xml:space="preserve">YYYY-LONG-ALPHANUMERIC</w:t>
@@ -144,7 +117,6 @@
           <w:p>
             <w:pPr>
               <w:pStyle w:val="Compact"/>
-              <w:jc w:val="left"/>
             </w:pPr>
             <w:r>
               <w:t xml:space="preserve">Author(s)</w:t>
@@ -156,7 +128,6 @@
           <w:p>
             <w:pPr>
               <w:pStyle w:val="Compact"/>
-              <w:jc w:val="left"/>
             </w:pPr>
             <w:r>
               <w:t xml:space="preserve">Author 1, Author 2</w:t>
@@ -170,7 +141,6 @@
           <w:p>
             <w:pPr>
               <w:pStyle w:val="Compact"/>
-              <w:jc w:val="left"/>
             </w:pPr>
             <w:r>
               <w:t xml:space="preserve">Paper Title</w:t>
@@ -182,7 +152,6 @@
           <w:p>
             <w:pPr>
               <w:pStyle w:val="Compact"/>
-              <w:jc w:val="left"/>
             </w:pPr>
             <w:r>
               <w:t xml:space="preserve">Insert paper title here</w:t>
@@ -192,7 +161,7 @@
       </w:tr>
     </w:tbl>
     <w:bookmarkEnd w:id="23"/>
-    <w:bookmarkStart w:id="27" w:name="metadata-check"/>
+    <w:bookmarkStart w:id="30" w:name="metadata-check"/>
     <w:p>
       <w:pPr>
         <w:pStyle w:val="Heading2"/>
@@ -227,16 +196,16 @@
         </w:numPr>
       </w:pPr>
       <w:r>
-        <w:t xml:space="preserve">☐ Folder structure is correct, i.e. it looks like</w:t>
-      </w:r>
-    </w:p>
-    <w:p>
-      <w:pPr>
+        <w:t xml:space="preserve">Folder structure is correct, i.e. it looks like</w:t>
+      </w:r>
+    </w:p>
+    <w:p>
+      <w:pPr>
+        <w:pStyle w:val="SourceCode"/>
         <w:numPr>
           <w:ilvl w:val="0"/>
           <w:numId w:val="1000"/>
         </w:numPr>
-        <w:pStyle w:val="SourceCode"/>
       </w:pPr>
       <w:r>
         <w:rPr>
@@ -260,6 +229,15 @@
         <w:rPr>
           <w:rStyle w:val="VerbatimChar"/>
         </w:rPr>
+        <w:t xml:space="preserve">├── README.pdf</w:t>
+      </w:r>
+      <w:r>
+        <w:br/>
+      </w:r>
+      <w:r>
+        <w:rPr>
+          <w:rStyle w:val="VerbatimChar"/>
+        </w:rPr>
         <w:t xml:space="preserve">├── 3-replication-package.zip</w:t>
       </w:r>
       <w:r>
@@ -277,22 +255,7 @@
         <w:pStyle w:val="FirstParagraph"/>
       </w:pPr>
       <w:r>
-        <w:t xml:space="preserve">The folder</w:t>
-      </w:r>
-      <w:r>
-        <w:t xml:space="preserve"> </w:t>
-      </w:r>
-      <w:r>
-        <w:rPr>
-          <w:rStyle w:val="VerbatimChar"/>
-        </w:rPr>
-        <w:t xml:space="preserve">3-replication-package</w:t>
-      </w:r>
-      <w:r>
-        <w:t xml:space="preserve"> </w:t>
-      </w:r>
-      <w:r>
-        <w:t xml:space="preserve">contains a</w:t>
+        <w:t xml:space="preserve">The</w:t>
       </w:r>
       <w:r>
         <w:t xml:space="preserve"> </w:t>
@@ -307,15 +270,15 @@
         <w:t xml:space="preserve"> </w:t>
       </w:r>
       <w:r>
-        <w:t xml:space="preserve">file, which is adequate and includes</w:t>
+        <w:t xml:space="preserve">is adequate and includes</w:t>
       </w:r>
       <w:r>
         <w:t xml:space="preserve"> </w:t>
       </w:r>
       <w:r>
         <w:rPr>
+          <w:b/>
           <w:bCs/>
-          <w:b/>
         </w:rPr>
         <w:t xml:space="preserve">all</w:t>
       </w:r>
@@ -334,148 +297,18 @@
         </w:numPr>
       </w:pPr>
       <w:r>
-        <w:t xml:space="preserve">☐ It is in PDF format.</w:t>
+        <w:t xml:space="preserve">It is in PDF format.</w:t>
       </w:r>
     </w:p>
     <w:p>
       <w:pPr>
         <w:numPr>
           <w:ilvl w:val="0"/>
-          <w:numId w:val="1002"/>
-        </w:numPr>
-      </w:pPr>
-      <w:r>
-        <w:t xml:space="preserve">☐ Description of the content of the replication package.</w:t>
-      </w:r>
-    </w:p>
-    <w:p>
-      <w:pPr>
-        <w:numPr>
-          <w:ilvl w:val="0"/>
-          <w:numId w:val="1002"/>
-        </w:numPr>
-      </w:pPr>
-      <w:r>
-        <w:t xml:space="preserve">☐ Data availability statement (description of the origin of the data and how to obtain access to them)</w:t>
-      </w:r>
-    </w:p>
-    <w:p>
-      <w:pPr>
-        <w:numPr>
-          <w:ilvl w:val="0"/>
-          <w:numId w:val="1002"/>
-        </w:numPr>
-      </w:pPr>
-      <w:r>
-        <w:t xml:space="preserve">☐ A Statement about Rights:</w:t>
-      </w:r>
-    </w:p>
-    <w:p>
-      <w:pPr>
-        <w:numPr>
-          <w:ilvl w:val="1"/>
           <w:numId w:val="1003"/>
         </w:numPr>
-        <w:pStyle w:val="Compact"/>
-      </w:pPr>
-      <w:r>
-        <w:t xml:space="preserve">I certify that the author(s) of the manuscript have legitimate access to and permission to use the data used in this manuscript.</w:t>
-      </w:r>
-    </w:p>
-    <w:p>
-      <w:pPr>
-        <w:numPr>
-          <w:ilvl w:val="1"/>
-          <w:numId w:val="1003"/>
-        </w:numPr>
-        <w:pStyle w:val="Compact"/>
-      </w:pPr>
-      <w:r>
-        <w:t xml:space="preserve">I certify that the author(s) of the manuscript have documented permission to redistribute/publish the data contained within this replication package. Appropriate permissions are documented in the LICENSE.txt file (if applicable).</w:t>
-      </w:r>
-    </w:p>
-    <w:p>
-      <w:pPr>
-        <w:numPr>
-          <w:ilvl w:val="0"/>
-          <w:numId w:val="1002"/>
-        </w:numPr>
-      </w:pPr>
-      <w:r>
-        <w:t xml:space="preserve">☐ Precise instructions on how to run the code</w:t>
-      </w:r>
-    </w:p>
-    <w:p>
-      <w:pPr>
-        <w:numPr>
-          <w:ilvl w:val="0"/>
-          <w:numId w:val="1002"/>
-        </w:numPr>
-      </w:pPr>
-      <w:r>
-        <w:t xml:space="preserve">☐ Indications on where to find the output saved/displayed.</w:t>
-      </w:r>
-    </w:p>
-    <w:p>
-      <w:pPr>
-        <w:numPr>
-          <w:ilvl w:val="0"/>
-          <w:numId w:val="1002"/>
-        </w:numPr>
-      </w:pPr>
-      <w:r>
-        <w:t xml:space="preserve">☐ Software used (including software version + OS).</w:t>
-      </w:r>
-    </w:p>
-    <w:p>
-      <w:pPr>
-        <w:numPr>
-          <w:ilvl w:val="0"/>
-          <w:numId w:val="1002"/>
-        </w:numPr>
-      </w:pPr>
-      <w:r>
-        <w:t xml:space="preserve">☐ All packages and libraries that need to be installed.</w:t>
-      </w:r>
-    </w:p>
-    <w:p>
-      <w:pPr>
-        <w:numPr>
-          <w:ilvl w:val="0"/>
-          <w:numId w:val="1002"/>
-        </w:numPr>
-      </w:pPr>
-      <w:r>
-        <w:t xml:space="preserve">☐ Expected running time (even if it is a few seconds).</w:t>
-      </w:r>
-    </w:p>
-    <w:p>
-      <w:pPr>
-        <w:numPr>
-          <w:ilvl w:val="0"/>
-          <w:numId w:val="1002"/>
-        </w:numPr>
-      </w:pPr>
-      <w:r>
-        <w:t xml:space="preserve">☐ Data citations.</w:t>
-      </w:r>
-    </w:p>
-    <w:bookmarkEnd w:id="24"/>
-    <w:bookmarkStart w:id="25" w:name="data-citations"/>
-    <w:p>
-      <w:pPr>
-        <w:pStyle w:val="Heading3"/>
-      </w:pPr>
-      <w:r>
-        <w:t xml:space="preserve">Data Citations</w:t>
-      </w:r>
-    </w:p>
-    <w:p>
-      <w:pPr>
-        <w:pStyle w:val="FirstParagraph"/>
-      </w:pPr>
-      <w:r>
-        <w:t xml:space="preserve">Are the data correctly cited:</w:t>
+      </w:pPr>
+      <w:r>
+        <w:t xml:space="preserve">Description of the content of the replication package.</w:t>
       </w:r>
     </w:p>
     <w:p>
@@ -484,22 +317,168 @@
           <w:ilvl w:val="0"/>
           <w:numId w:val="1004"/>
         </w:numPr>
+      </w:pPr>
+      <w:r>
+        <w:t xml:space="preserve">Data availability statement (description of the origin of all</w:t>
+      </w:r>
+      <w:r>
+        <w:t xml:space="preserve"> </w:t>
+      </w:r>
+      <w:r>
+        <w:rPr>
+          <w:i/>
+          <w:iCs/>
+        </w:rPr>
+        <w:t xml:space="preserve">raw</w:t>
+      </w:r>
+      <w:r>
+        <w:t xml:space="preserve"> </w:t>
+      </w:r>
+      <w:r>
+        <w:t xml:space="preserve">data and how to obtain access to them)</w:t>
+      </w:r>
+    </w:p>
+    <w:p>
+      <w:pPr>
+        <w:numPr>
+          <w:ilvl w:val="0"/>
+          <w:numId w:val="1005"/>
+        </w:numPr>
+      </w:pPr>
+      <w:r>
+        <w:t xml:space="preserve">A Statement about Rights (as relevant):</w:t>
+      </w:r>
+    </w:p>
+    <w:p>
+      <w:pPr>
         <w:pStyle w:val="Compact"/>
-      </w:pPr>
-      <w:r>
-        <w:t xml:space="preserve">☐ In the paper.</w:t>
+        <w:numPr>
+          <w:ilvl w:val="1"/>
+          <w:numId w:val="1006"/>
+        </w:numPr>
+      </w:pPr>
+      <w:r>
+        <w:t xml:space="preserve">I certify that the author(s) of the manuscript have legitimate access to and permission to use the data used in this manuscript.</w:t>
+      </w:r>
+    </w:p>
+    <w:p>
+      <w:pPr>
+        <w:pStyle w:val="Compact"/>
+        <w:numPr>
+          <w:ilvl w:val="1"/>
+          <w:numId w:val="1006"/>
+        </w:numPr>
+      </w:pPr>
+      <w:r>
+        <w:t xml:space="preserve">I certify that the author(s) of the manuscript have documented permission to redistribute/publish the data contained within this replication package. Appropriate permissions are documented in the LICENSE.txt file (if applicable).</w:t>
       </w:r>
     </w:p>
     <w:p>
       <w:pPr>
         <w:numPr>
           <w:ilvl w:val="0"/>
-          <w:numId w:val="1004"/>
-        </w:numPr>
+          <w:numId w:val="1007"/>
+        </w:numPr>
+      </w:pPr>
+      <w:r>
+        <w:t xml:space="preserve">Precise instructions on how to run the code</w:t>
+      </w:r>
+    </w:p>
+    <w:p>
+      <w:pPr>
+        <w:numPr>
+          <w:ilvl w:val="0"/>
+          <w:numId w:val="1008"/>
+        </w:numPr>
+      </w:pPr>
+      <w:r>
+        <w:t xml:space="preserve">Indications on where to find the output saved/displayed.</w:t>
+      </w:r>
+    </w:p>
+    <w:p>
+      <w:pPr>
+        <w:numPr>
+          <w:ilvl w:val="0"/>
+          <w:numId w:val="1009"/>
+        </w:numPr>
+      </w:pPr>
+      <w:r>
+        <w:t xml:space="preserve">Software used (including software version + OS).</w:t>
+      </w:r>
+    </w:p>
+    <w:p>
+      <w:pPr>
+        <w:numPr>
+          <w:ilvl w:val="0"/>
+          <w:numId w:val="1010"/>
+        </w:numPr>
+      </w:pPr>
+      <w:r>
+        <w:t xml:space="preserve">All packages and libraries that need to be installed.</w:t>
+      </w:r>
+    </w:p>
+    <w:p>
+      <w:pPr>
+        <w:numPr>
+          <w:ilvl w:val="0"/>
+          <w:numId w:val="1011"/>
+        </w:numPr>
+      </w:pPr>
+      <w:r>
+        <w:t xml:space="preserve">Expected running time (even if it is a few seconds).</w:t>
+      </w:r>
+    </w:p>
+    <w:p>
+      <w:pPr>
+        <w:numPr>
+          <w:ilvl w:val="0"/>
+          <w:numId w:val="1012"/>
+        </w:numPr>
+      </w:pPr>
+      <w:r>
+        <w:t xml:space="preserve">Data citations.</w:t>
+      </w:r>
+    </w:p>
+    <w:bookmarkEnd w:id="24"/>
+    <w:bookmarkStart w:id="28" w:name="data-citations"/>
+    <w:p>
+      <w:pPr>
+        <w:pStyle w:val="Heading3"/>
+      </w:pPr>
+      <w:r>
+        <w:t xml:space="preserve">Data Citations</w:t>
+      </w:r>
+    </w:p>
+    <w:p>
+      <w:pPr>
+        <w:pStyle w:val="FirstParagraph"/>
+      </w:pPr>
+      <w:r>
+        <w:t xml:space="preserve">Are the data correctly cited:</w:t>
+      </w:r>
+    </w:p>
+    <w:p>
+      <w:pPr>
         <w:pStyle w:val="Compact"/>
-      </w:pPr>
-      <w:r>
-        <w:t xml:space="preserve">☐ In the</w:t>
+        <w:numPr>
+          <w:ilvl w:val="0"/>
+          <w:numId w:val="1013"/>
+        </w:numPr>
+      </w:pPr>
+      <w:r>
+        <w:t xml:space="preserve">In the paper.</w:t>
+      </w:r>
+    </w:p>
+    <w:p>
+      <w:pPr>
+        <w:pStyle w:val="Compact"/>
+        <w:numPr>
+          <w:ilvl w:val="0"/>
+          <w:numId w:val="1014"/>
+        </w:numPr>
+      </w:pPr>
+      <w:r>
+        <w:t xml:space="preserve">In the</w:t>
       </w:r>
       <w:r>
         <w:t xml:space="preserve"> </w:t>
@@ -516,18 +495,312 @@
     </w:p>
     <w:p>
       <w:pPr>
+        <w:pStyle w:val="Compact"/>
         <w:numPr>
           <w:ilvl w:val="0"/>
-          <w:numId w:val="1004"/>
-        </w:numPr>
+          <w:numId w:val="1015"/>
+        </w:numPr>
+      </w:pPr>
+      <w:r>
+        <w:t xml:space="preserve">Not applicable (the paper is not empirical).</w:t>
+      </w:r>
+    </w:p>
+    <w:p>
+      <w:pPr>
+        <w:pStyle w:val="FirstParagraph"/>
+      </w:pPr>
+      <w:r>
+        <w:t xml:space="preserve">Is the source of each dataset clearly documented, i.e. a DOI where available, or otherwise a full and verifiable citation to the raw data including an access date if web-based?</w:t>
+      </w:r>
+    </w:p>
+    <w:p>
+      <w:pPr>
         <w:pStyle w:val="Compact"/>
-      </w:pPr>
-      <w:r>
-        <w:t xml:space="preserve">☐ Not applicable (the paper is not empirical).</w:t>
-      </w:r>
-    </w:p>
-    <w:bookmarkEnd w:id="25"/>
-    <w:bookmarkStart w:id="26" w:name="used-datasets"/>
+        <w:numPr>
+          <w:ilvl w:val="0"/>
+          <w:numId w:val="1016"/>
+        </w:numPr>
+      </w:pPr>
+      <w:r>
+        <w:t xml:space="preserve">Yes.</w:t>
+      </w:r>
+    </w:p>
+    <w:p>
+      <w:pPr>
+        <w:pStyle w:val="Compact"/>
+        <w:numPr>
+          <w:ilvl w:val="0"/>
+          <w:numId w:val="1017"/>
+        </w:numPr>
+      </w:pPr>
+      <w:r>
+        <w:t xml:space="preserve">No.</w:t>
+      </w:r>
+    </w:p>
+    <w:tbl>
+      <w:tblPr>
+        <w:tblStyle w:val="Table"/>
+        <w:tblLook w:firstRow="0" w:lastRow="0" w:firstColumn="0" w:lastColumn="0" w:noHBand="0" w:noVBand="0" w:val="0000"/>
+        <w:tblBorders>
+          <w:left w:val="single" w:sz="24" w:space="0" w:color="EB9113"/>
+          <w:right w:val="single" w:sz="4" w:space="0" w:color="EB9113"/>
+          <w:top w:val="single" w:sz="4" w:space="0" w:color="EB9113"/>
+          <w:bottom w:val="single" w:sz="4" w:space="0" w:color="EB9113"/>
+        </w:tblBorders>
+        <w:tblCellMar>
+          <w:left w:w="144" w:type="dxa"/>
+          <w:right w:w="144" w:type="dxa"/>
+        </w:tblCellMar>
+        <w:tblInd w:w="164" w:type="dxa"/>
+        <w:tblW w:type="pct" w:w="100%"/>
+      </w:tblPr>
+      <w:tr>
+        <w:trPr>
+          <w:cantSplit/>
+        </w:trPr>
+        <w:tc>
+          <w:tcPr>
+            <w:shd w:color="auto" w:fill="fcefdc" w:val="clear"/>
+            <w:tcMar>
+              <w:top w:w="92" w:type="dxa"/>
+              <w:bottom w:w="92" w:type="dxa"/>
+            </w:tcMar>
+          </w:tcPr>
+          <w:p>
+            <w:pPr>
+              <w:pStyle w:val="FirstParagraph"/>
+            </w:pPr>
+            <w:pPr>
+              <w:spacing w:before="0" w:after="0"/>
+              <w:textAlignment w:val="center"/>
+            </w:pPr>
+            <w:r>
+              <w:drawing>
+                <wp:inline>
+                  <wp:extent cx="152400" cy="152400"/>
+                  <wp:effectExtent b="0" l="0" r="0" t="0"/>
+                  <wp:docPr descr="" title="" id="26" name="Picture"/>
+                  <a:graphic>
+                    <a:graphicData uri="http://schemas.openxmlformats.org/drawingml/2006/picture">
+                      <pic:pic>
+                        <pic:nvPicPr>
+                          <pic:cNvPr descr="/opt/quarto/share/formats/docx/warning.png" id="27" name="Picture"/>
+                          <pic:cNvPicPr>
+                            <a:picLocks noChangeArrowheads="1" noChangeAspect="1"/>
+                          </pic:cNvPicPr>
+                        </pic:nvPicPr>
+                        <pic:blipFill>
+                          <a:blip r:embed="rId25"/>
+                          <a:stretch>
+                            <a:fillRect/>
+                          </a:stretch>
+                        </pic:blipFill>
+                        <pic:spPr bwMode="auto">
+                          <a:xfrm>
+                            <a:off x="0" y="0"/>
+                            <a:ext cx="152400" cy="152400"/>
+                          </a:xfrm>
+                          <a:prstGeom prst="rect">
+                            <a:avLst/>
+                          </a:prstGeom>
+                          <a:noFill/>
+                          <a:ln w="9525">
+                            <a:noFill/>
+                            <a:headEnd/>
+                            <a:tailEnd/>
+                          </a:ln>
+                        </pic:spPr>
+                      </pic:pic>
+                    </a:graphicData>
+                  </a:graphic>
+                </wp:inline>
+              </w:drawing>
+            </w:r>
+            <w:r>
+              <w:t xml:space="preserve"> </w:t>
+            </w:r>
+            <w:r>
+              <w:t xml:space="preserve"> </w:t>
+            </w:r>
+            <w:r>
+              <w:t xml:space="preserve">Warning</w:t>
+            </w:r>
+          </w:p>
+        </w:tc>
+      </w:tr>
+      <w:tr>
+        <w:trPr>
+          <w:cantSplit/>
+        </w:trPr>
+        <w:tc>
+          <w:tcPr>
+            <w:tcMar>
+              <w:top w:w="108" w:type="dxa"/>
+              <w:bottom w:w="108" w:type="dxa"/>
+            </w:tcMar>
+          </w:tcPr>
+          <w:p>
+            <w:pPr>
+              <w:pStyle w:val="BodyText"/>
+            </w:pPr>
+            <w:pPr>
+              <w:spacing w:before="16" w:after="16"/>
+            </w:pPr>
+            <w:r>
+              <w:rPr>
+                <w:b/>
+                <w:bCs/>
+              </w:rPr>
+              <w:t xml:space="preserve">If no:</w:t>
+            </w:r>
+            <w:r>
+              <w:t xml:space="preserve"> </w:t>
+            </w:r>
+            <w:r>
+              <w:t xml:space="preserve">please list below the datasets whose source is not clearly documented. Remove this callout prior to sending the report.</w:t>
+            </w:r>
+          </w:p>
+        </w:tc>
+      </w:tr>
+    </w:tbl>
+    <w:p>
+      <w:pPr>
+        <w:pStyle w:val="BodyText"/>
+      </w:pPr>
+      <w:r>
+        <w:t xml:space="preserve">Datasets with unclear sourcing:</w:t>
+      </w:r>
+    </w:p>
+    <w:tbl>
+      <w:tblPr>
+        <w:tblStyle w:val="Table"/>
+        <w:tblW w:type="auto" w:w="0"/>
+        <w:tblLook w:firstRow="1" w:lastRow="0" w:firstColumn="0" w:lastColumn="0" w:noHBand="0" w:noVBand="0" w:val="0020"/>
+      </w:tblPr>
+      <w:tblGrid>
+        <w:gridCol w:w="2640"/>
+        <w:gridCol w:w="2640"/>
+        <w:gridCol w:w="2640"/>
+      </w:tblGrid>
+      <w:tr>
+        <w:trPr>
+          <w:tblHeader w:val="on"/>
+        </w:trPr>
+        <w:tc>
+          <w:tcPr/>
+          <w:p>
+            <w:pPr>
+              <w:pStyle w:val="Compact"/>
+            </w:pPr>
+            <w:r>
+              <w:t xml:space="preserve">Dataset</w:t>
+            </w:r>
+          </w:p>
+        </w:tc>
+        <w:tc>
+          <w:tcPr/>
+          <w:p>
+            <w:pPr>
+              <w:pStyle w:val="Compact"/>
+            </w:pPr>
+            <w:r>
+              <w:t xml:space="preserve">Source / Citation</w:t>
+            </w:r>
+          </w:p>
+        </w:tc>
+        <w:tc>
+          <w:tcPr/>
+          <w:p>
+            <w:pPr>
+              <w:pStyle w:val="Compact"/>
+            </w:pPr>
+            <w:r>
+              <w:t xml:space="preserve">Notes</w:t>
+            </w:r>
+          </w:p>
+        </w:tc>
+      </w:tr>
+      <w:tr>
+        <w:tc>
+          <w:tcPr/>
+          <w:p>
+            <w:pPr>
+              <w:pStyle w:val="Compact"/>
+            </w:pPr>
+          </w:p>
+        </w:tc>
+        <w:tc>
+          <w:tcPr/>
+          <w:p>
+            <w:pPr>
+              <w:pStyle w:val="Compact"/>
+            </w:pPr>
+          </w:p>
+        </w:tc>
+        <w:tc>
+          <w:tcPr/>
+          <w:p>
+            <w:pPr>
+              <w:pStyle w:val="Compact"/>
+            </w:pPr>
+          </w:p>
+        </w:tc>
+      </w:tr>
+      <w:tr>
+        <w:tc>
+          <w:tcPr/>
+          <w:p>
+            <w:pPr>
+              <w:pStyle w:val="Compact"/>
+            </w:pPr>
+          </w:p>
+        </w:tc>
+        <w:tc>
+          <w:tcPr/>
+          <w:p>
+            <w:pPr>
+              <w:pStyle w:val="Compact"/>
+            </w:pPr>
+          </w:p>
+        </w:tc>
+        <w:tc>
+          <w:tcPr/>
+          <w:p>
+            <w:pPr>
+              <w:pStyle w:val="Compact"/>
+            </w:pPr>
+          </w:p>
+        </w:tc>
+      </w:tr>
+      <w:tr>
+        <w:tc>
+          <w:tcPr/>
+          <w:p>
+            <w:pPr>
+              <w:pStyle w:val="Compact"/>
+            </w:pPr>
+          </w:p>
+        </w:tc>
+        <w:tc>
+          <w:tcPr/>
+          <w:p>
+            <w:pPr>
+              <w:pStyle w:val="Compact"/>
+            </w:pPr>
+          </w:p>
+        </w:tc>
+        <w:tc>
+          <w:tcPr/>
+          <w:p>
+            <w:pPr>
+              <w:pStyle w:val="Compact"/>
+            </w:pPr>
+          </w:p>
+        </w:tc>
+      </w:tr>
+    </w:tbl>
+    <w:bookmarkEnd w:id="28"/>
+    <w:bookmarkStart w:id="29" w:name="used-datasets"/>
     <w:p>
       <w:pPr>
         <w:pStyle w:val="Heading3"/>
@@ -542,99 +815,99 @@
       </w:pPr>
       <w:r>
         <w:rPr>
+          <w:i/>
           <w:iCs/>
-          <w:i/>
         </w:rPr>
         <w:t xml:space="preserve">Check all applicable boxes.</w:t>
       </w:r>
     </w:p>
     <w:p>
       <w:pPr>
+        <w:pStyle w:val="Compact"/>
         <w:numPr>
           <w:ilvl w:val="0"/>
-          <w:numId w:val="1005"/>
-        </w:numPr>
+          <w:numId w:val="1018"/>
+        </w:numPr>
+      </w:pPr>
+      <w:r>
+        <w:t xml:space="preserve">Empirical with available data.</w:t>
+      </w:r>
+    </w:p>
+    <w:p>
+      <w:pPr>
         <w:pStyle w:val="Compact"/>
-      </w:pPr>
-      <w:r>
-        <w:t xml:space="preserve">☐ Empirical with available data.</w:t>
-      </w:r>
-    </w:p>
-    <w:p>
-      <w:pPr>
         <w:numPr>
           <w:ilvl w:val="1"/>
-          <w:numId w:val="1006"/>
-        </w:numPr>
+          <w:numId w:val="1019"/>
+        </w:numPr>
+      </w:pPr>
+      <w:r>
+        <w:t xml:space="preserve">All raw datasets are included (main text and appendices, including online), along with the cleaning and analysis codes.</w:t>
+      </w:r>
+    </w:p>
+    <w:p>
+      <w:pPr>
         <w:pStyle w:val="Compact"/>
-      </w:pPr>
-      <w:r>
-        <w:t xml:space="preserve">☐ All raw datasets are included (main text and appendices, including online), along with the cleaning and analysis codes.</w:t>
-      </w:r>
-    </w:p>
-    <w:p>
-      <w:pPr>
         <w:numPr>
           <w:ilvl w:val="1"/>
-          <w:numId w:val="1006"/>
-        </w:numPr>
+          <w:numId w:val="1020"/>
+        </w:numPr>
+      </w:pPr>
+      <w:r>
+        <w:t xml:space="preserve">A copy of all datasets in non-proprietary format (ASCII, csv,etc.) is included.</w:t>
+      </w:r>
+    </w:p>
+    <w:p>
+      <w:pPr>
         <w:pStyle w:val="Compact"/>
-      </w:pPr>
-      <w:r>
-        <w:t xml:space="preserve">☐ A copy of all datasets in non-proprietary format (ASCII, csv,etc.) is included.</w:t>
-      </w:r>
-    </w:p>
-    <w:p>
-      <w:pPr>
         <w:numPr>
           <w:ilvl w:val="0"/>
-          <w:numId w:val="1005"/>
-        </w:numPr>
+          <w:numId w:val="1021"/>
+        </w:numPr>
+      </w:pPr>
+      <w:r>
+        <w:t xml:space="preserve">Empirical with simulated/synthetic data.</w:t>
+      </w:r>
+    </w:p>
+    <w:p>
+      <w:pPr>
         <w:pStyle w:val="Compact"/>
-      </w:pPr>
-      <w:r>
-        <w:t xml:space="preserve">☐ Empirical with simulated/synthetic data.</w:t>
-      </w:r>
-    </w:p>
-    <w:p>
-      <w:pPr>
         <w:numPr>
           <w:ilvl w:val="1"/>
-          <w:numId w:val="1007"/>
-        </w:numPr>
+          <w:numId w:val="1022"/>
+        </w:numPr>
+      </w:pPr>
+      <w:r>
+        <w:t xml:space="preserve">The simulated/synthetic data to produce all tables and figures in the paper is included.</w:t>
+      </w:r>
+    </w:p>
+    <w:p>
+      <w:pPr>
         <w:pStyle w:val="Compact"/>
-      </w:pPr>
-      <w:r>
-        <w:t xml:space="preserve">☐ The simulated/synthetic data to produce all tables and figures in the paper is included.</w:t>
-      </w:r>
-    </w:p>
-    <w:p>
-      <w:pPr>
         <w:numPr>
           <w:ilvl w:val="1"/>
-          <w:numId w:val="1007"/>
-        </w:numPr>
+          <w:numId w:val="1023"/>
+        </w:numPr>
+      </w:pPr>
+      <w:r>
+        <w:t xml:space="preserve">A copy of all datasets in non-proprietary format (ASCII, csv,etc.) is included.</w:t>
+      </w:r>
+    </w:p>
+    <w:p>
+      <w:pPr>
         <w:pStyle w:val="Compact"/>
-      </w:pPr>
-      <w:r>
-        <w:t xml:space="preserve">☐ A copy of all datasets in non-proprietary format (ASCII, csv,etc.) is included.</w:t>
-      </w:r>
-    </w:p>
-    <w:p>
-      <w:pPr>
         <w:numPr>
           <w:ilvl w:val="1"/>
-          <w:numId w:val="1007"/>
-        </w:numPr>
-        <w:pStyle w:val="Compact"/>
-      </w:pPr>
-      <w:r>
-        <w:t xml:space="preserve">☐ A data exemption at the time of first submission was granted (</w:t>
+          <w:numId w:val="1024"/>
+        </w:numPr>
+      </w:pPr>
+      <w:r>
+        <w:t xml:space="preserve">A data exemption at the time of first submission was granted (</w:t>
       </w:r>
       <w:r>
         <w:rPr>
+          <w:i/>
           <w:iCs/>
-          <w:i/>
         </w:rPr>
         <w:t xml:space="preserve">to be ticked by the Data Editor</w:t>
       </w:r>
@@ -644,146 +917,146 @@
     </w:p>
     <w:p>
       <w:pPr>
+        <w:pStyle w:val="Compact"/>
         <w:numPr>
           <w:ilvl w:val="0"/>
-          <w:numId w:val="1005"/>
-        </w:numPr>
+          <w:numId w:val="1025"/>
+        </w:numPr>
+      </w:pPr>
+      <w:r>
+        <w:t xml:space="preserve">The paper only includes simulations.</w:t>
+      </w:r>
+    </w:p>
+    <w:p>
+      <w:pPr>
         <w:pStyle w:val="Compact"/>
-      </w:pPr>
-      <w:r>
-        <w:t xml:space="preserve">☐ The paper only includes simulations.</w:t>
-      </w:r>
-    </w:p>
-    <w:p>
-      <w:pPr>
         <w:numPr>
           <w:ilvl w:val="0"/>
-          <w:numId w:val="1005"/>
-        </w:numPr>
+          <w:numId w:val="1026"/>
+        </w:numPr>
+      </w:pPr>
+      <w:r>
+        <w:t xml:space="preserve">Experimental.</w:t>
+      </w:r>
+    </w:p>
+    <w:p>
+      <w:pPr>
         <w:pStyle w:val="Compact"/>
-      </w:pPr>
-      <w:r>
-        <w:t xml:space="preserve">☐ Experimental.</w:t>
-      </w:r>
-    </w:p>
-    <w:p>
-      <w:pPr>
         <w:numPr>
           <w:ilvl w:val="1"/>
-          <w:numId w:val="1008"/>
-        </w:numPr>
+          <w:numId w:val="1027"/>
+        </w:numPr>
+      </w:pPr>
+      <w:r>
+        <w:t xml:space="preserve">All raw datasets are included (main text and appendices, including online), along with the cleaning and analysis codes.</w:t>
+      </w:r>
+    </w:p>
+    <w:p>
+      <w:pPr>
         <w:pStyle w:val="Compact"/>
-      </w:pPr>
-      <w:r>
-        <w:t xml:space="preserve">☐ All raw datasets are included (main text and appendices, including online), along with the cleaning and analysis codes.</w:t>
-      </w:r>
-    </w:p>
-    <w:p>
-      <w:pPr>
         <w:numPr>
           <w:ilvl w:val="1"/>
-          <w:numId w:val="1008"/>
-        </w:numPr>
+          <w:numId w:val="1028"/>
+        </w:numPr>
+      </w:pPr>
+      <w:r>
+        <w:t xml:space="preserve">A copy of all datasets in non-proprietary format (ASCII, csv,etc.) is included.</w:t>
+      </w:r>
+    </w:p>
+    <w:p>
+      <w:pPr>
         <w:pStyle w:val="Compact"/>
-      </w:pPr>
-      <w:r>
-        <w:t xml:space="preserve">☐ A copy of all datasets in non-proprietary format (ASCII, csv,etc.) is included.</w:t>
-      </w:r>
-    </w:p>
-    <w:p>
-      <w:pPr>
         <w:numPr>
           <w:ilvl w:val="0"/>
           <w:numId w:val="1000"/>
         </w:numPr>
+      </w:pPr>
+      <w:r>
+        <w:t xml:space="preserve">Also, the following documents are included (if these files are part of the paper or of an appendix, the authors should have copied them again in a separate document included in the replication package):</w:t>
+      </w:r>
+    </w:p>
+    <w:p>
+      <w:pPr>
         <w:pStyle w:val="Compact"/>
-      </w:pPr>
-      <w:r>
-        <w:t xml:space="preserve">Also, the following documents are included (if these files are part of the paper or of an appendix, the authors should have copied them again in a separate document included in the replication package):</w:t>
-      </w:r>
-    </w:p>
-    <w:p>
-      <w:pPr>
         <w:numPr>
           <w:ilvl w:val="1"/>
-          <w:numId w:val="1009"/>
-        </w:numPr>
+          <w:numId w:val="1029"/>
+        </w:numPr>
+      </w:pPr>
+      <w:r>
+        <w:t xml:space="preserve">A PDF copy of the IRB approval.</w:t>
+      </w:r>
+    </w:p>
+    <w:p>
+      <w:pPr>
         <w:pStyle w:val="Compact"/>
-      </w:pPr>
-      <w:r>
-        <w:t xml:space="preserve">☐ A PDF copy of the IRB approval.</w:t>
-      </w:r>
-    </w:p>
-    <w:p>
-      <w:pPr>
         <w:numPr>
           <w:ilvl w:val="1"/>
-          <w:numId w:val="1009"/>
-        </w:numPr>
+          <w:numId w:val="1030"/>
+        </w:numPr>
+      </w:pPr>
+      <w:r>
+        <w:t xml:space="preserve">A PDF document outlining the design of the experiment, including information on the selection and eligibility of participants.</w:t>
+      </w:r>
+    </w:p>
+    <w:p>
+      <w:pPr>
         <w:pStyle w:val="Compact"/>
-      </w:pPr>
-      <w:r>
-        <w:t xml:space="preserve">☐ A PDF document outlining the design of the experiment, including information on the selection and eligibility of participants.</w:t>
-      </w:r>
-    </w:p>
-    <w:p>
-      <w:pPr>
         <w:numPr>
           <w:ilvl w:val="1"/>
-          <w:numId w:val="1009"/>
-        </w:numPr>
+          <w:numId w:val="1031"/>
+        </w:numPr>
+      </w:pPr>
+      <w:r>
+        <w:t xml:space="preserve">A PDF copy of the instructions given to participants in both original language and an English translation.</w:t>
+      </w:r>
+    </w:p>
+    <w:p>
+      <w:pPr>
         <w:pStyle w:val="Compact"/>
-      </w:pPr>
-      <w:r>
-        <w:t xml:space="preserve">☐ A PDF copy of the instructions given to participants in both original language and an English translation.</w:t>
-      </w:r>
-    </w:p>
-    <w:p>
-      <w:pPr>
         <w:numPr>
           <w:ilvl w:val="1"/>
-          <w:numId w:val="1009"/>
-        </w:numPr>
+          <w:numId w:val="1032"/>
+        </w:numPr>
+      </w:pPr>
+      <w:r>
+        <w:t xml:space="preserve">Raw data collected from the experiment, including a copy in non-proprietary format (ASCII, csv, etc.).</w:t>
+      </w:r>
+    </w:p>
+    <w:bookmarkEnd w:id="29"/>
+    <w:bookmarkEnd w:id="30"/>
+    <w:bookmarkStart w:id="31" w:name="reproducibility-checks"/>
+    <w:p>
+      <w:pPr>
+        <w:pStyle w:val="Heading2"/>
+      </w:pPr>
+      <w:r>
+        <w:t xml:space="preserve">Reproducibility Checks</w:t>
+      </w:r>
+    </w:p>
+    <w:p>
+      <w:pPr>
+        <w:pStyle w:val="FirstParagraph"/>
+      </w:pPr>
+      <w:r>
+        <w:t xml:space="preserve">Replicator’s computational setup:</w:t>
+      </w:r>
+    </w:p>
+    <w:p>
+      <w:pPr>
         <w:pStyle w:val="Compact"/>
-      </w:pPr>
-      <w:r>
-        <w:t xml:space="preserve">☐ Raw data collected from the experiment, including a copy in non-proprietary format (ASCII, csv, etc.).</w:t>
-      </w:r>
-    </w:p>
-    <w:bookmarkEnd w:id="26"/>
-    <w:bookmarkEnd w:id="27"/>
-    <w:bookmarkStart w:id="28" w:name="reproducibility-checks"/>
-    <w:p>
-      <w:pPr>
-        <w:pStyle w:val="Heading2"/>
-      </w:pPr>
-      <w:r>
-        <w:t xml:space="preserve">Reproducibility Checks</w:t>
-      </w:r>
-    </w:p>
-    <w:p>
-      <w:pPr>
-        <w:pStyle w:val="FirstParagraph"/>
-      </w:pPr>
-      <w:r>
-        <w:t xml:space="preserve">Replicator’s computational setup:</w:t>
-      </w:r>
-    </w:p>
-    <w:p>
-      <w:pPr>
         <w:numPr>
           <w:ilvl w:val="0"/>
-          <w:numId w:val="1010"/>
-        </w:numPr>
-        <w:pStyle w:val="Compact"/>
+          <w:numId w:val="1033"/>
+        </w:numPr>
       </w:pPr>
       <w:r>
         <w:t xml:space="preserve">Operating System (e.g. </w:t>
       </w:r>
       <w:r>
         <w:rPr>
+          <w:i/>
           <w:iCs/>
-          <w:i/>
         </w:rPr>
         <w:t xml:space="preserve">Windows 10</w:t>
       </w:r>
@@ -798,8 +1071,8 @@
       </w:r>
       <w:r>
         <w:rPr>
+          <w:i/>
           <w:iCs/>
-          <w:i/>
         </w:rPr>
         <w:t xml:space="preserve">Mac OS 13.4</w:t>
       </w:r>
@@ -814,8 +1087,8 @@
       </w:r>
       <w:r>
         <w:rPr>
+          <w:i/>
           <w:iCs/>
-          <w:i/>
         </w:rPr>
         <w:t xml:space="preserve">nuvolos</w:t>
       </w:r>
@@ -825,19 +1098,19 @@
     </w:p>
     <w:p>
       <w:pPr>
+        <w:pStyle w:val="Compact"/>
         <w:numPr>
           <w:ilvl w:val="0"/>
-          <w:numId w:val="1010"/>
-        </w:numPr>
-        <w:pStyle w:val="Compact"/>
+          <w:numId w:val="1033"/>
+        </w:numPr>
       </w:pPr>
       <w:r>
         <w:t xml:space="preserve">CPU (e.g. </w:t>
       </w:r>
       <w:r>
         <w:rPr>
+          <w:i/>
           <w:iCs/>
-          <w:i/>
         </w:rPr>
         <w:t xml:space="preserve">Apple M1 Pro</w:t>
       </w:r>
@@ -852,8 +1125,8 @@
       </w:r>
       <w:r>
         <w:rPr>
+          <w:i/>
           <w:iCs/>
-          <w:i/>
         </w:rPr>
         <w:t xml:space="preserve">Intel Core i7</w:t>
       </w:r>
@@ -863,19 +1136,19 @@
     </w:p>
     <w:p>
       <w:pPr>
+        <w:pStyle w:val="Compact"/>
         <w:numPr>
           <w:ilvl w:val="0"/>
-          <w:numId w:val="1010"/>
-        </w:numPr>
-        <w:pStyle w:val="Compact"/>
+          <w:numId w:val="1033"/>
+        </w:numPr>
       </w:pPr>
       <w:r>
         <w:t xml:space="preserve">RAM (e.g. </w:t>
       </w:r>
       <w:r>
         <w:rPr>
+          <w:i/>
           <w:iCs/>
-          <w:i/>
         </w:rPr>
         <w:t xml:space="preserve">16 GB</w:t>
       </w:r>
@@ -885,153 +1158,381 @@
     </w:p>
     <w:p>
       <w:pPr>
+        <w:pStyle w:val="Compact"/>
         <w:numPr>
           <w:ilvl w:val="0"/>
-          <w:numId w:val="1010"/>
-        </w:numPr>
+          <w:numId w:val="1033"/>
+        </w:numPr>
+      </w:pPr>
+      <w:r>
+        <w:t xml:space="preserve">Software version (e.g. </w:t>
+      </w:r>
+      <w:r>
+        <w:rPr>
+          <w:i/>
+          <w:iCs/>
+        </w:rPr>
+        <w:t xml:space="preserve">Stata 18 MP</w:t>
+      </w:r>
+      <w:r>
+        <w:t xml:space="preserve"> </w:t>
+      </w:r>
+      <w:r>
+        <w:t xml:space="preserve">or</w:t>
+      </w:r>
+      <w:r>
+        <w:t xml:space="preserve"> </w:t>
+      </w:r>
+      <w:r>
+        <w:rPr>
+          <w:i/>
+          <w:iCs/>
+        </w:rPr>
+        <w:t xml:space="preserve">R 4.5.2</w:t>
+      </w:r>
+      <w:r>
+        <w:t xml:space="preserve"> </w:t>
+      </w:r>
+      <w:r>
+        <w:t xml:space="preserve">or</w:t>
+      </w:r>
+      <w:r>
+        <w:t xml:space="preserve"> </w:t>
+      </w:r>
+      <w:r>
+        <w:rPr>
+          <w:i/>
+          <w:iCs/>
+        </w:rPr>
+        <w:t xml:space="preserve">Matlab 2025a</w:t>
+      </w:r>
+      <w:r>
+        <w:t xml:space="preserve"> </w:t>
+      </w:r>
+      <w:r>
+        <w:t xml:space="preserve">etc):</w:t>
+      </w:r>
+    </w:p>
+    <w:bookmarkEnd w:id="31"/>
+    <w:bookmarkStart w:id="34" w:name="does-the-package-run-through"/>
+    <w:p>
+      <w:pPr>
+        <w:pStyle w:val="Heading2"/>
+      </w:pPr>
+      <w:r>
+        <w:t xml:space="preserve">Does the package run through?</w:t>
+      </w:r>
+    </w:p>
+    <w:p>
+      <w:pPr>
         <w:pStyle w:val="Compact"/>
-      </w:pPr>
-      <w:r>
-        <w:t xml:space="preserve">Software version (e.g. </w:t>
-      </w:r>
-      <w:r>
-        <w:rPr>
-          <w:iCs/>
-          <w:i/>
-        </w:rPr>
-        <w:t xml:space="preserve">Stata 16 IC</w:t>
-      </w:r>
-      <w:r>
-        <w:t xml:space="preserve"> </w:t>
-      </w:r>
-      <w:r>
-        <w:t xml:space="preserve">or</w:t>
-      </w:r>
-      <w:r>
-        <w:t xml:space="preserve"> </w:t>
-      </w:r>
-      <w:r>
-        <w:rPr>
-          <w:iCs/>
-          <w:i/>
-        </w:rPr>
-        <w:t xml:space="preserve">R 4.2.1</w:t>
-      </w:r>
-      <w:r>
-        <w:t xml:space="preserve"> </w:t>
-      </w:r>
-      <w:r>
-        <w:t xml:space="preserve">or</w:t>
-      </w:r>
-      <w:r>
-        <w:t xml:space="preserve"> </w:t>
-      </w:r>
-      <w:r>
-        <w:rPr>
-          <w:iCs/>
-          <w:i/>
-        </w:rPr>
-        <w:t xml:space="preserve">Matlab 2023a</w:t>
-      </w:r>
-      <w:r>
-        <w:t xml:space="preserve"> </w:t>
-      </w:r>
-      <w:r>
-        <w:t xml:space="preserve">etc):</w:t>
-      </w:r>
-    </w:p>
-    <w:bookmarkEnd w:id="28"/>
-    <w:bookmarkStart w:id="29" w:name="does-the-package-run-through"/>
+        <w:numPr>
+          <w:ilvl w:val="0"/>
+          <w:numId w:val="1034"/>
+        </w:numPr>
+      </w:pPr>
+      <w:r>
+        <w:t xml:space="preserve">Yes.</w:t>
+      </w:r>
+    </w:p>
+    <w:p>
+      <w:pPr>
+        <w:pStyle w:val="Compact"/>
+        <w:numPr>
+          <w:ilvl w:val="0"/>
+          <w:numId w:val="1035"/>
+        </w:numPr>
+      </w:pPr>
+      <w:r>
+        <w:t xml:space="preserve">No.</w:t>
+      </w:r>
+    </w:p>
+    <w:tbl>
+      <w:tblPr>
+        <w:tblStyle w:val="Table"/>
+        <w:tblLook w:firstRow="0" w:lastRow="0" w:firstColumn="0" w:lastColumn="0" w:noHBand="0" w:noVBand="0" w:val="0000"/>
+        <w:tblBorders>
+          <w:left w:val="single" w:sz="24" w:space="0" w:color="EB9113"/>
+          <w:right w:val="single" w:sz="4" w:space="0" w:color="EB9113"/>
+          <w:top w:val="single" w:sz="4" w:space="0" w:color="EB9113"/>
+          <w:bottom w:val="single" w:sz="4" w:space="0" w:color="EB9113"/>
+        </w:tblBorders>
+        <w:tblCellMar>
+          <w:left w:w="144" w:type="dxa"/>
+          <w:right w:w="144" w:type="dxa"/>
+        </w:tblCellMar>
+        <w:tblInd w:w="164" w:type="dxa"/>
+        <w:tblW w:type="pct" w:w="100%"/>
+      </w:tblPr>
+      <w:tr>
+        <w:trPr>
+          <w:cantSplit/>
+        </w:trPr>
+        <w:tc>
+          <w:tcPr>
+            <w:shd w:color="auto" w:fill="fcefdc" w:val="clear"/>
+            <w:tcMar>
+              <w:top w:w="92" w:type="dxa"/>
+              <w:bottom w:w="92" w:type="dxa"/>
+            </w:tcMar>
+          </w:tcPr>
+          <w:p>
+            <w:pPr>
+              <w:pStyle w:val="FirstParagraph"/>
+            </w:pPr>
+            <w:pPr>
+              <w:spacing w:before="0" w:after="0"/>
+              <w:textAlignment w:val="center"/>
+            </w:pPr>
+            <w:r>
+              <w:drawing>
+                <wp:inline>
+                  <wp:extent cx="152400" cy="152400"/>
+                  <wp:effectExtent b="0" l="0" r="0" t="0"/>
+                  <wp:docPr descr="" title="" id="32" name="Picture"/>
+                  <a:graphic>
+                    <a:graphicData uri="http://schemas.openxmlformats.org/drawingml/2006/picture">
+                      <pic:pic>
+                        <pic:nvPicPr>
+                          <pic:cNvPr descr="/opt/quarto/share/formats/docx/warning.png" id="33" name="Picture"/>
+                          <pic:cNvPicPr>
+                            <a:picLocks noChangeArrowheads="1" noChangeAspect="1"/>
+                          </pic:cNvPicPr>
+                        </pic:nvPicPr>
+                        <pic:blipFill>
+                          <a:blip r:embed="rId25"/>
+                          <a:stretch>
+                            <a:fillRect/>
+                          </a:stretch>
+                        </pic:blipFill>
+                        <pic:spPr bwMode="auto">
+                          <a:xfrm>
+                            <a:off x="0" y="0"/>
+                            <a:ext cx="152400" cy="152400"/>
+                          </a:xfrm>
+                          <a:prstGeom prst="rect">
+                            <a:avLst/>
+                          </a:prstGeom>
+                          <a:noFill/>
+                          <a:ln w="9525">
+                            <a:noFill/>
+                            <a:headEnd/>
+                            <a:tailEnd/>
+                          </a:ln>
+                        </pic:spPr>
+                      </pic:pic>
+                    </a:graphicData>
+                  </a:graphic>
+                </wp:inline>
+              </w:drawing>
+            </w:r>
+            <w:r>
+              <w:t xml:space="preserve"> </w:t>
+            </w:r>
+            <w:r>
+              <w:t xml:space="preserve"> </w:t>
+            </w:r>
+            <w:r>
+              <w:t xml:space="preserve">Warning</w:t>
+            </w:r>
+          </w:p>
+        </w:tc>
+      </w:tr>
+      <w:tr>
+        <w:trPr>
+          <w:cantSplit/>
+        </w:trPr>
+        <w:tc>
+          <w:tcPr>
+            <w:tcMar>
+              <w:top w:w="108" w:type="dxa"/>
+              <w:bottom w:w="108" w:type="dxa"/>
+            </w:tcMar>
+          </w:tcPr>
+          <w:p>
+            <w:pPr>
+              <w:pStyle w:val="BodyText"/>
+            </w:pPr>
+            <w:pPr>
+              <w:spacing w:before="16" w:after="16"/>
+            </w:pPr>
+            <w:r>
+              <w:rPr>
+                <w:b/>
+                <w:bCs/>
+              </w:rPr>
+              <w:t xml:space="preserve">If no:</w:t>
+            </w:r>
+            <w:r>
+              <w:t xml:space="preserve"> </w:t>
+            </w:r>
+            <w:r>
+              <w:t xml:space="preserve">please provide comments here. Remove this callout prior to sending the report.</w:t>
+            </w:r>
+          </w:p>
+        </w:tc>
+      </w:tr>
+    </w:tbl>
+    <w:bookmarkEnd w:id="34"/>
+    <w:bookmarkStart w:id="37" w:name="does-it-produce-the-results-in-the-paper"/>
     <w:p>
       <w:pPr>
         <w:pStyle w:val="Heading2"/>
       </w:pPr>
       <w:r>
-        <w:t xml:space="preserve">Does the package run through?</w:t>
-      </w:r>
-    </w:p>
-    <w:p>
-      <w:pPr>
+        <w:t xml:space="preserve">Does it produce the results in the paper?</w:t>
+      </w:r>
+    </w:p>
+    <w:p>
+      <w:pPr>
+        <w:pStyle w:val="Compact"/>
         <w:numPr>
           <w:ilvl w:val="0"/>
-          <w:numId w:val="1011"/>
-        </w:numPr>
+          <w:numId w:val="1036"/>
+        </w:numPr>
+      </w:pPr>
+      <w:r>
+        <w:t xml:space="preserve">Yes.</w:t>
+      </w:r>
+    </w:p>
+    <w:p>
+      <w:pPr>
         <w:pStyle w:val="Compact"/>
-      </w:pPr>
-      <w:r>
-        <w:t xml:space="preserve">☐ Yes.</w:t>
-      </w:r>
-    </w:p>
-    <w:p>
-      <w:pPr>
         <w:numPr>
           <w:ilvl w:val="0"/>
-          <w:numId w:val="1011"/>
-        </w:numPr>
-        <w:pStyle w:val="Compact"/>
-      </w:pPr>
-      <w:r>
-        <w:t xml:space="preserve">☐ No.</w:t>
-      </w:r>
-    </w:p>
-    <w:p>
-      <w:pPr>
-        <w:pStyle w:val="FirstParagraph"/>
-      </w:pPr>
-      <w:r>
-        <w:rPr>
-          <w:iCs/>
-          <w:i/>
-        </w:rPr>
-        <w:t xml:space="preserve">If no, please provide comments here.</w:t>
-      </w:r>
-    </w:p>
-    <w:bookmarkEnd w:id="29"/>
-    <w:bookmarkStart w:id="30" w:name="does-it-produce-the-results-in-the-paper"/>
-    <w:p>
-      <w:pPr>
-        <w:pStyle w:val="Heading2"/>
-      </w:pPr>
-      <w:r>
-        <w:t xml:space="preserve">Does it produce the results in the paper?</w:t>
-      </w:r>
-    </w:p>
-    <w:p>
-      <w:pPr>
-        <w:numPr>
-          <w:ilvl w:val="0"/>
-          <w:numId w:val="1012"/>
-        </w:numPr>
-        <w:pStyle w:val="Compact"/>
-      </w:pPr>
-      <w:r>
-        <w:t xml:space="preserve">☐ Yes.</w:t>
-      </w:r>
-    </w:p>
-    <w:p>
-      <w:pPr>
-        <w:numPr>
-          <w:ilvl w:val="0"/>
-          <w:numId w:val="1012"/>
-        </w:numPr>
-        <w:pStyle w:val="Compact"/>
-      </w:pPr>
-      <w:r>
-        <w:t xml:space="preserve">☐ No.</w:t>
-      </w:r>
-    </w:p>
-    <w:p>
-      <w:pPr>
-        <w:pStyle w:val="FirstParagraph"/>
-      </w:pPr>
-      <w:r>
-        <w:rPr>
-          <w:iCs/>
-          <w:i/>
-        </w:rPr>
-        <w:t xml:space="preserve">If no, please provide comments here. Inserting screenshots or textual output from the package next to expected output from the paper is helpful for authors, so please consider including this here.</w:t>
-      </w:r>
-    </w:p>
+          <w:numId w:val="1037"/>
+        </w:numPr>
+      </w:pPr>
+      <w:r>
+        <w:t xml:space="preserve">No.</w:t>
+      </w:r>
+    </w:p>
+    <w:tbl>
+      <w:tblPr>
+        <w:tblStyle w:val="Table"/>
+        <w:tblLook w:firstRow="0" w:lastRow="0" w:firstColumn="0" w:lastColumn="0" w:noHBand="0" w:noVBand="0" w:val="0000"/>
+        <w:tblBorders>
+          <w:left w:val="single" w:sz="24" w:space="0" w:color="EB9113"/>
+          <w:right w:val="single" w:sz="4" w:space="0" w:color="EB9113"/>
+          <w:top w:val="single" w:sz="4" w:space="0" w:color="EB9113"/>
+          <w:bottom w:val="single" w:sz="4" w:space="0" w:color="EB9113"/>
+        </w:tblBorders>
+        <w:tblCellMar>
+          <w:left w:w="144" w:type="dxa"/>
+          <w:right w:w="144" w:type="dxa"/>
+        </w:tblCellMar>
+        <w:tblInd w:w="164" w:type="dxa"/>
+        <w:tblW w:type="pct" w:w="100%"/>
+      </w:tblPr>
+      <w:tr>
+        <w:trPr>
+          <w:cantSplit/>
+        </w:trPr>
+        <w:tc>
+          <w:tcPr>
+            <w:shd w:color="auto" w:fill="fcefdc" w:val="clear"/>
+            <w:tcMar>
+              <w:top w:w="92" w:type="dxa"/>
+              <w:bottom w:w="92" w:type="dxa"/>
+            </w:tcMar>
+          </w:tcPr>
+          <w:p>
+            <w:pPr>
+              <w:pStyle w:val="FirstParagraph"/>
+            </w:pPr>
+            <w:pPr>
+              <w:spacing w:before="0" w:after="0"/>
+              <w:textAlignment w:val="center"/>
+            </w:pPr>
+            <w:r>
+              <w:drawing>
+                <wp:inline>
+                  <wp:extent cx="152400" cy="152400"/>
+                  <wp:effectExtent b="0" l="0" r="0" t="0"/>
+                  <wp:docPr descr="" title="" id="35" name="Picture"/>
+                  <a:graphic>
+                    <a:graphicData uri="http://schemas.openxmlformats.org/drawingml/2006/picture">
+                      <pic:pic>
+                        <pic:nvPicPr>
+                          <pic:cNvPr descr="/opt/quarto/share/formats/docx/warning.png" id="36" name="Picture"/>
+                          <pic:cNvPicPr>
+                            <a:picLocks noChangeArrowheads="1" noChangeAspect="1"/>
+                          </pic:cNvPicPr>
+                        </pic:nvPicPr>
+                        <pic:blipFill>
+                          <a:blip r:embed="rId25"/>
+                          <a:stretch>
+                            <a:fillRect/>
+                          </a:stretch>
+                        </pic:blipFill>
+                        <pic:spPr bwMode="auto">
+                          <a:xfrm>
+                            <a:off x="0" y="0"/>
+                            <a:ext cx="152400" cy="152400"/>
+                          </a:xfrm>
+                          <a:prstGeom prst="rect">
+                            <a:avLst/>
+                          </a:prstGeom>
+                          <a:noFill/>
+                          <a:ln w="9525">
+                            <a:noFill/>
+                            <a:headEnd/>
+                            <a:tailEnd/>
+                          </a:ln>
+                        </pic:spPr>
+                      </pic:pic>
+                    </a:graphicData>
+                  </a:graphic>
+                </wp:inline>
+              </w:drawing>
+            </w:r>
+            <w:r>
+              <w:t xml:space="preserve"> </w:t>
+            </w:r>
+            <w:r>
+              <w:t xml:space="preserve"> </w:t>
+            </w:r>
+            <w:r>
+              <w:t xml:space="preserve">Warning</w:t>
+            </w:r>
+          </w:p>
+        </w:tc>
+      </w:tr>
+      <w:tr>
+        <w:trPr>
+          <w:cantSplit/>
+        </w:trPr>
+        <w:tc>
+          <w:tcPr>
+            <w:tcMar>
+              <w:top w:w="108" w:type="dxa"/>
+              <w:bottom w:w="108" w:type="dxa"/>
+            </w:tcMar>
+          </w:tcPr>
+          <w:p>
+            <w:pPr>
+              <w:pStyle w:val="BodyText"/>
+            </w:pPr>
+            <w:pPr>
+              <w:spacing w:before="16" w:after="16"/>
+            </w:pPr>
+            <w:r>
+              <w:rPr>
+                <w:b/>
+                <w:bCs/>
+              </w:rPr>
+              <w:t xml:space="preserve">If no:</w:t>
+            </w:r>
+            <w:r>
+              <w:t xml:space="preserve"> </w:t>
+            </w:r>
+            <w:r>
+              <w:t xml:space="preserve">please provide comments here. Inserting screenshots or textual output from the package next to expected output from the paper is helpful for authors, so please consider including this here. Remove this callout prior to sending the report.</w:t>
+            </w:r>
+          </w:p>
+        </w:tc>
+      </w:tr>
+    </w:tbl>
     <w:p>
       <w:r>
         <w:pict>
@@ -1053,11 +1554,15 @@
         <w:rPr>
           <w:rStyle w:val="VerbatimChar"/>
         </w:rPr>
-        <w:t xml:space="preserve">v1.3</w:t>
-      </w:r>
-    </w:p>
-    <w:bookmarkEnd w:id="30"/>
-    <w:sectPr/>
+        <w:t xml:space="preserve">v1.4</w:t>
+      </w:r>
+    </w:p>
+    <w:bookmarkEnd w:id="37"/>
+    <w:sectPr>
+      <w:footnotePr>
+        <w:numRestart w:val="eachSect"/>
+      </w:footnotePr>
+    </w:sectPr>
   </w:body>
 </w:document>
 </file>
@@ -1088,14 +1593,14 @@
 <file path=word/numbering.xml><?xml version="1.0" encoding="utf-8"?>
 <w:numbering xmlns:w="http://schemas.openxmlformats.org/wordprocessingml/2006/main">
   <w:abstractNum w:abstractNumId="990">
-    <w:nsid w:val="A990"/>
+    <w:nsid w:val="0000A990"/>
     <w:multiLevelType w:val="multilevel"/>
     <w:lvl w:ilvl="0">
       <w:numFmt w:val="bullet"/>
       <w:lvlText w:val=" "/>
       <w:lvlJc w:val="left"/>
       <w:pPr>
-        <w:ind w:left="720" w:hanging="480"/>
+        <w:ind w:left="720" w:hanging="360"/>
       </w:pPr>
     </w:lvl>
     <w:lvl w:ilvl="1">
@@ -1103,7 +1608,7 @@
       <w:lvlText w:val=" "/>
       <w:lvlJc w:val="left"/>
       <w:pPr>
-        <w:ind w:left="1440" w:hanging="480"/>
+        <w:ind w:left="1440" w:hanging="360"/>
       </w:pPr>
     </w:lvl>
     <w:lvl w:ilvl="2">
@@ -1111,7 +1616,7 @@
       <w:lvlText w:val=" "/>
       <w:lvlJc w:val="left"/>
       <w:pPr>
-        <w:ind w:left="2160" w:hanging="480"/>
+        <w:ind w:left="2160" w:hanging="360"/>
       </w:pPr>
     </w:lvl>
     <w:lvl w:ilvl="3">
@@ -1119,7 +1624,7 @@
       <w:lvlText w:val=" "/>
       <w:lvlJc w:val="left"/>
       <w:pPr>
-        <w:ind w:left="2880" w:hanging="480"/>
+        <w:ind w:left="2880" w:hanging="360"/>
       </w:pPr>
     </w:lvl>
     <w:lvl w:ilvl="4">
@@ -1127,7 +1632,7 @@
       <w:lvlText w:val=" "/>
       <w:lvlJc w:val="left"/>
       <w:pPr>
-        <w:ind w:left="3600" w:hanging="480"/>
+        <w:ind w:left="3600" w:hanging="360"/>
       </w:pPr>
     </w:lvl>
     <w:lvl w:ilvl="5">
@@ -1135,7 +1640,7 @@
       <w:lvlText w:val=" "/>
       <w:lvlJc w:val="left"/>
       <w:pPr>
-        <w:ind w:left="4320" w:hanging="480"/>
+        <w:ind w:left="4320" w:hanging="360"/>
       </w:pPr>
     </w:lvl>
     <w:lvl w:ilvl="6">
@@ -1143,7 +1648,7 @@
       <w:lvlText w:val=" "/>
       <w:lvlJc w:val="left"/>
       <w:pPr>
-        <w:ind w:left="5040" w:hanging="480"/>
+        <w:ind w:left="5040" w:hanging="360"/>
       </w:pPr>
     </w:lvl>
     <w:lvl w:ilvl="7">
@@ -1151,7 +1656,7 @@
       <w:lvlText w:val=" "/>
       <w:lvlJc w:val="left"/>
       <w:pPr>
-        <w:ind w:left="5760" w:hanging="480"/>
+        <w:ind w:left="5760" w:hanging="360"/>
       </w:pPr>
     </w:lvl>
     <w:lvl w:ilvl="8">
@@ -1159,88 +1664,88 @@
       <w:lvlText w:val=" "/>
       <w:lvlJc w:val="left"/>
       <w:pPr>
-        <w:ind w:left="6480" w:hanging="480"/>
+        <w:ind w:left="6480" w:hanging="360"/>
       </w:pPr>
     </w:lvl>
   </w:abstractNum>
-  <w:abstractNum w:abstractNumId="991">
-    <w:nsid w:val="A991"/>
+  <w:abstractNum w:abstractNumId="992">
+    <w:nsid w:val="0000A992"/>
     <w:multiLevelType w:val="multilevel"/>
     <w:lvl w:ilvl="0">
       <w:numFmt w:val="bullet"/>
-      <w:lvlText w:val="•"/>
+      <w:lvlText w:val="☐"/>
       <w:lvlJc w:val="left"/>
       <w:pPr>
-        <w:ind w:left="720" w:hanging="480"/>
+        <w:ind w:left="720" w:hanging="360"/>
       </w:pPr>
     </w:lvl>
     <w:lvl w:ilvl="1">
       <w:numFmt w:val="bullet"/>
-      <w:lvlText w:val="–"/>
+      <w:lvlText w:val="☐"/>
       <w:lvlJc w:val="left"/>
       <w:pPr>
-        <w:ind w:left="1440" w:hanging="480"/>
+        <w:ind w:left="1440" w:hanging="360"/>
       </w:pPr>
     </w:lvl>
     <w:lvl w:ilvl="2">
       <w:numFmt w:val="bullet"/>
-      <w:lvlText w:val="•"/>
+      <w:lvlText w:val="☐"/>
       <w:lvlJc w:val="left"/>
       <w:pPr>
-        <w:ind w:left="2160" w:hanging="480"/>
+        <w:ind w:left="2160" w:hanging="360"/>
       </w:pPr>
     </w:lvl>
     <w:lvl w:ilvl="3">
       <w:numFmt w:val="bullet"/>
-      <w:lvlText w:val="–"/>
+      <w:lvlText w:val="☐"/>
       <w:lvlJc w:val="left"/>
       <w:pPr>
-        <w:ind w:left="2880" w:hanging="480"/>
+        <w:ind w:left="2880" w:hanging="360"/>
       </w:pPr>
     </w:lvl>
     <w:lvl w:ilvl="4">
       <w:numFmt w:val="bullet"/>
-      <w:lvlText w:val="•"/>
+      <w:lvlText w:val="☐"/>
       <w:lvlJc w:val="left"/>
       <w:pPr>
-        <w:ind w:left="3600" w:hanging="480"/>
+        <w:ind w:left="3600" w:hanging="360"/>
       </w:pPr>
     </w:lvl>
     <w:lvl w:ilvl="5">
       <w:numFmt w:val="bullet"/>
-      <w:lvlText w:val="–"/>
+      <w:lvlText w:val="☐"/>
       <w:lvlJc w:val="left"/>
       <w:pPr>
-        <w:ind w:left="4320" w:hanging="480"/>
+        <w:ind w:left="4320" w:hanging="360"/>
       </w:pPr>
     </w:lvl>
     <w:lvl w:ilvl="6">
       <w:numFmt w:val="bullet"/>
-      <w:lvlText w:val="•"/>
+      <w:lvlText w:val="☐"/>
       <w:lvlJc w:val="left"/>
       <w:pPr>
-        <w:ind w:left="5040" w:hanging="480"/>
+        <w:ind w:left="5040" w:hanging="360"/>
       </w:pPr>
     </w:lvl>
     <w:lvl w:ilvl="7">
       <w:numFmt w:val="bullet"/>
-      <w:lvlText w:val="–"/>
+      <w:lvlText w:val="☐"/>
       <w:lvlJc w:val="left"/>
       <w:pPr>
-        <w:ind w:left="5760" w:hanging="480"/>
+        <w:ind w:left="5760" w:hanging="360"/>
       </w:pPr>
     </w:lvl>
     <w:lvl w:ilvl="8">
       <w:numFmt w:val="bullet"/>
-      <w:lvlText w:val="•"/>
+      <w:lvlText w:val="☐"/>
       <w:lvlJc w:val="left"/>
       <w:pPr>
-        <w:ind w:left="6480" w:hanging="480"/>
+        <w:ind w:left="6480" w:hanging="360"/>
       </w:pPr>
     </w:lvl>
   </w:abstractNum>
   <w:abstractNum w:abstractNumId="99411">
-    <w:nsid w:val="A99411"/>
+    <w:nsid w:val="00A99411"/>
     <w:multiLevelType w:val="multilevel"/>
     <w:lvl w:ilvl="0">
       <w:start w:val="1"/>
@@ -1248,7 +1753,7 @@
       <w:lvlText w:val="%1."/>
       <w:lvlJc w:val="left"/>
       <w:pPr>
-        <w:ind w:left="720" w:hanging="480"/>
+        <w:ind w:left="720" w:hanging="360"/>
       </w:pPr>
     </w:lvl>
     <w:lvl w:ilvl="1">
@@ -1257,7 +1762,7 @@
       <w:lvlText w:val="%2."/>
       <w:lvlJc w:val="left"/>
       <w:pPr>
-        <w:ind w:left="1440" w:hanging="480"/>
+        <w:ind w:left="1440" w:hanging="360"/>
       </w:pPr>
     </w:lvl>
     <w:lvl w:ilvl="2">
@@ -1266,7 +1771,7 @@
       <w:lvlText w:val="%3."/>
       <w:lvlJc w:val="left"/>
       <w:pPr>
-        <w:ind w:left="2160" w:hanging="480"/>
+        <w:ind w:left="2160" w:hanging="360"/>
       </w:pPr>
     </w:lvl>
     <w:lvl w:ilvl="3">
@@ -1275,7 +1780,7 @@
       <w:lvlText w:val="%4."/>
       <w:lvlJc w:val="left"/>
       <w:pPr>
-        <w:ind w:left="2880" w:hanging="480"/>
+        <w:ind w:left="2880" w:hanging="360"/>
       </w:pPr>
     </w:lvl>
     <w:lvl w:ilvl="4">
@@ -1284,7 +1789,7 @@
       <w:lvlText w:val="%5."/>
       <w:lvlJc w:val="left"/>
       <w:pPr>
-        <w:ind w:left="3600" w:hanging="480"/>
+        <w:ind w:left="3600" w:hanging="360"/>
       </w:pPr>
     </w:lvl>
     <w:lvl w:ilvl="5">
@@ -1293,7 +1798,7 @@
       <w:lvlText w:val="%6."/>
       <w:lvlJc w:val="left"/>
       <w:pPr>
-        <w:ind w:left="4320" w:hanging="480"/>
+        <w:ind w:left="4320" w:hanging="360"/>
       </w:pPr>
     </w:lvl>
     <w:lvl w:ilvl="6">
@@ -1302,7 +1807,7 @@
       <w:lvlText w:val="%7."/>
       <w:lvlJc w:val="left"/>
       <w:pPr>
-        <w:ind w:left="5040" w:hanging="480"/>
+        <w:ind w:left="5040" w:hanging="360"/>
       </w:pPr>
     </w:lvl>
     <w:lvl w:ilvl="7">
@@ -1311,7 +1816,7 @@
       <w:lvlText w:val="%8."/>
       <w:lvlJc w:val="left"/>
       <w:pPr>
-        <w:ind w:left="5760" w:hanging="480"/>
+        <w:ind w:left="5760" w:hanging="360"/>
       </w:pPr>
     </w:lvl>
     <w:lvl w:ilvl="8">
@@ -1320,7 +1825,7 @@
       <w:lvlText w:val="%9."/>
       <w:lvlJc w:val="left"/>
       <w:pPr>
-        <w:ind w:left="6480" w:hanging="480"/>
+        <w:ind w:left="6480" w:hanging="360"/>
       </w:pPr>
     </w:lvl>
   </w:abstractNum>
@@ -1328,12 +1833,21 @@
     <w:abstractNumId w:val="990"/>
   </w:num>
   <w:num w:numId="1001">
-    <w:abstractNumId w:val="991"/>
+    <w:abstractNumId w:val="992"/>
   </w:num>
   <w:num w:numId="1002">
-    <w:abstractNumId w:val="991"/>
+    <w:abstractNumId w:val="992"/>
   </w:num>
   <w:num w:numId="1003">
+    <w:abstractNumId w:val="992"/>
+  </w:num>
+  <w:num w:numId="1004">
+    <w:abstractNumId w:val="992"/>
+  </w:num>
+  <w:num w:numId="1005">
+    <w:abstractNumId w:val="992"/>
+  </w:num>
+  <w:num w:numId="1006">
     <w:abstractNumId w:val="99411"/>
     <w:lvlOverride w:ilvl="0">
       <w:startOverride w:val="1"/>
@@ -1363,25 +1877,85 @@
       <w:startOverride w:val="1"/>
     </w:lvlOverride>
   </w:num>
-  <w:num w:numId="1004">
-    <w:abstractNumId w:val="991"/>
-  </w:num>
-  <w:num w:numId="1005">
-    <w:abstractNumId w:val="991"/>
-  </w:num>
-  <w:num w:numId="1006">
-    <w:abstractNumId w:val="991"/>
-  </w:num>
   <w:num w:numId="1007">
-    <w:abstractNumId w:val="991"/>
+    <w:abstractNumId w:val="992"/>
   </w:num>
   <w:num w:numId="1008">
-    <w:abstractNumId w:val="991"/>
+    <w:abstractNumId w:val="992"/>
   </w:num>
   <w:num w:numId="1009">
-    <w:abstractNumId w:val="991"/>
+    <w:abstractNumId w:val="992"/>
   </w:num>
   <w:num w:numId="1010">
+    <w:abstractNumId w:val="992"/>
+  </w:num>
+  <w:num w:numId="1011">
+    <w:abstractNumId w:val="992"/>
+  </w:num>
+  <w:num w:numId="1012">
+    <w:abstractNumId w:val="992"/>
+  </w:num>
+  <w:num w:numId="1013">
+    <w:abstractNumId w:val="992"/>
+  </w:num>
+  <w:num w:numId="1014">
+    <w:abstractNumId w:val="992"/>
+  </w:num>
+  <w:num w:numId="1015">
+    <w:abstractNumId w:val="992"/>
+  </w:num>
+  <w:num w:numId="1016">
+    <w:abstractNumId w:val="992"/>
+  </w:num>
+  <w:num w:numId="1017">
+    <w:abstractNumId w:val="992"/>
+  </w:num>
+  <w:num w:numId="1018">
+    <w:abstractNumId w:val="992"/>
+  </w:num>
+  <w:num w:numId="1019">
+    <w:abstractNumId w:val="992"/>
+  </w:num>
+  <w:num w:numId="1020">
+    <w:abstractNumId w:val="992"/>
+  </w:num>
+  <w:num w:numId="1021">
+    <w:abstractNumId w:val="992"/>
+  </w:num>
+  <w:num w:numId="1022">
+    <w:abstractNumId w:val="992"/>
+  </w:num>
+  <w:num w:numId="1023">
+    <w:abstractNumId w:val="992"/>
+  </w:num>
+  <w:num w:numId="1024">
+    <w:abstractNumId w:val="992"/>
+  </w:num>
+  <w:num w:numId="1025">
+    <w:abstractNumId w:val="992"/>
+  </w:num>
+  <w:num w:numId="1026">
+    <w:abstractNumId w:val="992"/>
+  </w:num>
+  <w:num w:numId="1027">
+    <w:abstractNumId w:val="992"/>
+  </w:num>
+  <w:num w:numId="1028">
+    <w:abstractNumId w:val="992"/>
+  </w:num>
+  <w:num w:numId="1029">
+    <w:abstractNumId w:val="992"/>
+  </w:num>
+  <w:num w:numId="1030">
+    <w:abstractNumId w:val="992"/>
+  </w:num>
+  <w:num w:numId="1031">
+    <w:abstractNumId w:val="992"/>
+  </w:num>
+  <w:num w:numId="1032">
+    <w:abstractNumId w:val="992"/>
+  </w:num>
+  <w:num w:numId="1033">
     <w:abstractNumId w:val="99411"/>
     <w:lvlOverride w:ilvl="0">
       <w:startOverride w:val="1"/>
@@ -1411,11 +1985,17 @@
       <w:startOverride w:val="1"/>
     </w:lvlOverride>
   </w:num>
-  <w:num w:numId="1011">
-    <w:abstractNumId w:val="991"/>
-  </w:num>
-  <w:num w:numId="1012">
-    <w:abstractNumId w:val="991"/>
+  <w:num w:numId="1034">
+    <w:abstractNumId w:val="992"/>
+  </w:num>
+  <w:num w:numId="1035">
+    <w:abstractNumId w:val="992"/>
+  </w:num>
+  <w:num w:numId="1036">
+    <w:abstractNumId w:val="992"/>
+  </w:num>
+  <w:num w:numId="1037">
+    <w:abstractNumId w:val="992"/>
   </w:num>
 </w:numbering>
 </file>
@@ -1446,10 +2026,10 @@
     <w:name w:val="Body Text"/>
     <w:basedOn w:val="Normal"/>
     <w:link w:val="BodyTextChar"/>
+    <w:qFormat/>
     <w:pPr>
       <w:spacing w:after="180" w:before="180"/>
     </w:pPr>
-    <w:qFormat/>
   </w:style>
   <w:style w:customStyle="1" w:styleId="FirstParagraph" w:type="paragraph">
     <w:name w:val="First Paragraph"/>
@@ -1469,57 +2049,94 @@
     <w:name w:val="Title"/>
     <w:basedOn w:val="Normal"/>
     <w:next w:val="BodyText"/>
+    <w:link w:val="TitleChar"/>
+    <w:uiPriority w:val="10"/>
     <w:qFormat/>
+    <w:rsid w:val="00A10FD9"/>
     <w:pPr>
-      <w:keepNext/>
-      <w:keepLines/>
-      <w:spacing w:after="240" w:before="480"/>
+      <w:spacing w:after="80" w:line="240" w:lineRule="auto"/>
+      <w:contextualSpacing/>
       <w:jc w:val="center"/>
     </w:pPr>
     <w:rPr>
       <w:rFonts w:asciiTheme="majorHAnsi" w:cstheme="majorBidi" w:eastAsiaTheme="majorEastAsia" w:hAnsiTheme="majorHAnsi"/>
-      <w:b/>
-      <w:bCs/>
-      <w:color w:themeColor="accent1" w:themeShade="B5" w:val="345A8A"/>
-      <w:sz w:val="36"/>
-      <w:szCs w:val="36"/>
+      <w:sz w:val="56"/>
+      <w:szCs w:val="56"/>
+    </w:rPr>
+  </w:style>
+  <w:style w:customStyle="1" w:styleId="TitleChar" w:type="character">
+    <w:name w:val="Title Char"/>
+    <w:basedOn w:val="DefaultParagraphFont"/>
+    <w:link w:val="Title"/>
+    <w:uiPriority w:val="10"/>
+    <w:rsid w:val="00A10FD9"/>
+    <w:rPr>
+      <w:rFonts w:asciiTheme="majorHAnsi" w:cstheme="majorBidi" w:eastAsiaTheme="majorEastAsia" w:hAnsiTheme="majorHAnsi"/>
+      <w:sz w:val="56"/>
+      <w:szCs w:val="56"/>
     </w:rPr>
   </w:style>
   <w:style w:styleId="Subtitle" w:type="paragraph">
     <w:name w:val="Subtitle"/>
+    <w:basedOn w:val="Title"/>
+    <w:next w:val="BodyText"/>
+    <w:link w:val="SubtitleChar"/>
+    <w:uiPriority w:val="11"/>
+    <w:qFormat/>
+    <w:rsid w:val="00A10FD9"/>
+    <w:pPr>
+      <w:numPr>
+        <w:ilvl w:val="1"/>
+      </w:numPr>
+    </w:pPr>
+    <w:rPr>
+      <w:rFonts w:cstheme="majorBidi" w:eastAsiaTheme="majorEastAsia"/>
+      <w:spacing w:val="15"/>
+      <w:sz w:val="28"/>
+      <w:szCs w:val="28"/>
+    </w:rPr>
+  </w:style>
+  <w:style w:customStyle="1" w:styleId="SubtitleChar" w:type="character">
+    <w:name w:val="Subtitle Char"/>
+    <w:basedOn w:val="DefaultParagraphFont"/>
+    <w:link w:val="Subtitle"/>
+    <w:uiPriority w:val="11"/>
+    <w:rsid w:val="00A10FD9"/>
+    <w:rPr>
+      <w:rFonts w:cstheme="majorBidi" w:eastAsiaTheme="majorEastAsia"/>
+      <w:color w:themeColor="text1" w:themeTint="A6" w:val="595959"/>
+      <w:spacing w:val="15"/>
+      <w:sz w:val="28"/>
+      <w:szCs w:val="28"/>
+    </w:rPr>
+  </w:style>
+  <w:style w:customStyle="1" w:styleId="Author" w:type="paragraph">
+    <w:name w:val="Author"/>
     <w:basedOn w:val="Title"/>
     <w:next w:val="BodyText"/>
     <w:qFormat/>
     <w:pPr>
       <w:keepNext/>
       <w:keepLines/>
-      <w:spacing w:after="240" w:before="240"/>
-      <w:jc w:val="center"/>
     </w:pPr>
     <w:rPr>
-      <w:sz w:val="30"/>
-      <w:szCs w:val="30"/>
-    </w:rPr>
-  </w:style>
-  <w:style w:customStyle="1" w:styleId="Author" w:type="paragraph">
-    <w:name w:val="Author"/>
+      <w:sz w:val="24"/>
+      <w:szCs w:val="24"/>
+    </w:rPr>
+  </w:style>
+  <w:style w:styleId="Date" w:type="paragraph">
+    <w:name w:val="Date"/>
+    <w:basedOn w:val="Title"/>
     <w:next w:val="BodyText"/>
     <w:qFormat/>
     <w:pPr>
       <w:keepNext/>
       <w:keepLines/>
-      <w:jc w:val="center"/>
     </w:pPr>
-  </w:style>
-  <w:style w:styleId="Date" w:type="paragraph">
-    <w:name w:val="Date"/>
-    <w:next w:val="BodyText"/>
-    <w:qFormat/>
-    <w:pPr>
-      <w:keepNext/>
-      <w:keepLines/>
-      <w:jc w:val="center"/>
-    </w:pPr>
+    <w:rPr>
+      <w:sz w:val="24"/>
+      <w:szCs w:val="24"/>
+    </w:rPr>
   </w:style>
   <w:style w:customStyle="1" w:styleId="AbstractTitle" w:type="paragraph">
     <w:name w:val="Abstract Title"/>
@@ -1529,15 +2146,13 @@
     <w:pPr>
       <w:keepNext/>
       <w:keepLines/>
+      <w:spacing w:after="0" w:before="300"/>
       <w:jc w:val="center"/>
-      <w:spacing w:after="0" w:before="300"/>
     </w:pPr>
     <w:rPr>
+      <w:b/>
       <w:sz w:val="20"/>
       <w:szCs w:val="20"/>
-      <w:b/>
-      <w:color w:val="345A8A"/>
-      &gt;
     </w:rPr>
   </w:style>
   <w:style w:customStyle="1" w:styleId="Abstract" w:type="paragraph">
@@ -1564,191 +2179,321 @@
     <w:rPr/>
   </w:style>
   <w:style w:styleId="Heading1" w:type="paragraph">
-    <w:name w:val="Heading 1"/>
+    <w:name w:val="heading 1"/>
     <w:basedOn w:val="Normal"/>
     <w:next w:val="BodyText"/>
+    <w:link w:val="Heading1Char"/>
     <w:uiPriority w:val="9"/>
     <w:qFormat/>
+    <w:rsid w:val="00A10FD9"/>
     <w:pPr>
       <w:keepNext/>
       <w:keepLines/>
-      <w:spacing w:after="0" w:before="480"/>
+      <w:spacing w:after="80" w:before="360"/>
       <w:outlineLvl w:val="0"/>
     </w:pPr>
     <w:rPr>
       <w:rFonts w:asciiTheme="majorHAnsi" w:cstheme="majorBidi" w:eastAsiaTheme="majorEastAsia" w:hAnsiTheme="majorHAnsi"/>
-      <w:b/>
-      <w:bCs/>
-      <w:color w:themeColor="accent1" w:val="4F81BD"/>
-      <w:sz w:val="32"/>
-      <w:szCs w:val="32"/>
+      <w:color w:themeColor="accent1" w:themeShade="BF" w:val="0F4761"/>
+      <w:sz w:val="40"/>
+      <w:szCs w:val="40"/>
     </w:rPr>
   </w:style>
   <w:style w:styleId="Heading2" w:type="paragraph">
-    <w:name w:val="Heading 2"/>
+    <w:name w:val="heading 2"/>
     <w:basedOn w:val="Normal"/>
     <w:next w:val="BodyText"/>
+    <w:link w:val="Heading2Char"/>
     <w:uiPriority w:val="9"/>
+    <w:semiHidden/>
     <w:unhideWhenUsed/>
     <w:qFormat/>
+    <w:rsid w:val="00A10FD9"/>
     <w:pPr>
       <w:keepNext/>
       <w:keepLines/>
-      <w:spacing w:after="0" w:before="200"/>
+      <w:spacing w:after="80" w:before="160"/>
       <w:outlineLvl w:val="1"/>
     </w:pPr>
     <w:rPr>
       <w:rFonts w:asciiTheme="majorHAnsi" w:cstheme="majorBidi" w:eastAsiaTheme="majorEastAsia" w:hAnsiTheme="majorHAnsi"/>
-      <w:b/>
-      <w:bCs/>
-      <w:color w:themeColor="accent1" w:val="4F81BD"/>
-      <w:sz w:val="28"/>
-      <w:szCs w:val="28"/>
+      <w:color w:themeColor="accent1" w:themeShade="BF" w:val="0F4761"/>
+      <w:sz w:val="32"/>
+      <w:szCs w:val="32"/>
     </w:rPr>
   </w:style>
   <w:style w:styleId="Heading3" w:type="paragraph">
-    <w:name w:val="Heading 3"/>
+    <w:name w:val="heading 3"/>
     <w:basedOn w:val="Normal"/>
     <w:next w:val="BodyText"/>
+    <w:link w:val="Heading3Char"/>
     <w:uiPriority w:val="9"/>
+    <w:semiHidden/>
     <w:unhideWhenUsed/>
     <w:qFormat/>
+    <w:rsid w:val="00A10FD9"/>
     <w:pPr>
       <w:keepNext/>
       <w:keepLines/>
-      <w:spacing w:after="0" w:before="200"/>
+      <w:spacing w:after="80" w:before="160"/>
       <w:outlineLvl w:val="2"/>
     </w:pPr>
     <w:rPr>
-      <w:rFonts w:asciiTheme="majorHAnsi" w:cstheme="majorBidi" w:eastAsiaTheme="majorEastAsia" w:hAnsiTheme="majorHAnsi"/>
-      <w:b/>
-      <w:bCs/>
-      <w:color w:themeColor="accent1" w:val="4F81BD"/>
-      <w:sz w:val="24"/>
-      <w:szCs w:val="24"/>
+      <w:rFonts w:cstheme="majorBidi" w:eastAsiaTheme="majorEastAsia"/>
+      <w:color w:themeColor="accent1" w:themeShade="BF" w:val="0F4761"/>
+      <w:sz w:val="28"/>
+      <w:szCs w:val="28"/>
     </w:rPr>
   </w:style>
   <w:style w:styleId="Heading4" w:type="paragraph">
-    <w:name w:val="Heading 4"/>
+    <w:name w:val="heading 4"/>
     <w:basedOn w:val="Normal"/>
     <w:next w:val="BodyText"/>
+    <w:link w:val="Heading4Char"/>
     <w:uiPriority w:val="9"/>
+    <w:semiHidden/>
     <w:unhideWhenUsed/>
     <w:qFormat/>
+    <w:rsid w:val="00A10FD9"/>
     <w:pPr>
       <w:keepNext/>
       <w:keepLines/>
-      <w:spacing w:after="0" w:before="200"/>
+      <w:spacing w:after="40" w:before="80"/>
       <w:outlineLvl w:val="3"/>
     </w:pPr>
     <w:rPr>
-      <w:rFonts w:asciiTheme="majorHAnsi" w:cstheme="majorBidi" w:eastAsiaTheme="majorEastAsia" w:hAnsiTheme="majorHAnsi"/>
+      <w:rFonts w:cstheme="majorBidi" w:eastAsiaTheme="majorEastAsia"/>
       <w:i/>
-      <w:bCs/>
-      <w:color w:themeColor="accent1" w:val="4F81BD"/>
-      <w:sz w:val="24"/>
-      <w:szCs w:val="24"/>
+      <w:iCs/>
+      <w:color w:themeColor="accent1" w:themeShade="BF" w:val="0F4761"/>
     </w:rPr>
   </w:style>
   <w:style w:styleId="Heading5" w:type="paragraph">
-    <w:name w:val="Heading 5"/>
+    <w:name w:val="heading 5"/>
     <w:basedOn w:val="Normal"/>
     <w:next w:val="BodyText"/>
+    <w:link w:val="Heading5Char"/>
     <w:uiPriority w:val="9"/>
+    <w:semiHidden/>
     <w:unhideWhenUsed/>
     <w:qFormat/>
+    <w:rsid w:val="00A10FD9"/>
     <w:pPr>
       <w:keepNext/>
       <w:keepLines/>
-      <w:spacing w:after="0" w:before="200"/>
+      <w:spacing w:after="40" w:before="80"/>
       <w:outlineLvl w:val="4"/>
     </w:pPr>
     <w:rPr>
-      <w:rFonts w:asciiTheme="majorHAnsi" w:cstheme="majorBidi" w:eastAsiaTheme="majorEastAsia" w:hAnsiTheme="majorHAnsi"/>
-      <w:iCs/>
-      <w:color w:themeColor="accent1" w:val="4F81BD"/>
-      <w:sz w:val="24"/>
-      <w:szCs w:val="24"/>
+      <w:rFonts w:cstheme="majorBidi" w:eastAsiaTheme="majorEastAsia"/>
+      <w:color w:themeColor="accent1" w:themeShade="BF" w:val="0F4761"/>
     </w:rPr>
   </w:style>
   <w:style w:styleId="Heading6" w:type="paragraph">
-    <w:name w:val="Heading 6"/>
+    <w:name w:val="heading 6"/>
     <w:basedOn w:val="Normal"/>
     <w:next w:val="BodyText"/>
+    <w:link w:val="Heading6Char"/>
     <w:uiPriority w:val="9"/>
+    <w:semiHidden/>
     <w:unhideWhenUsed/>
     <w:qFormat/>
+    <w:rsid w:val="00A10FD9"/>
     <w:pPr>
       <w:keepNext/>
       <w:keepLines/>
-      <w:spacing w:after="0" w:before="200"/>
+      <w:spacing w:after="0" w:before="40"/>
       <w:outlineLvl w:val="5"/>
     </w:pPr>
     <w:rPr>
-      <w:rFonts w:asciiTheme="majorHAnsi" w:cstheme="majorBidi" w:eastAsiaTheme="majorEastAsia" w:hAnsiTheme="majorHAnsi"/>
-      <w:color w:themeColor="accent1" w:val="4F81BD"/>
-      <w:sz w:val="24"/>
-      <w:szCs w:val="24"/>
+      <w:rFonts w:cstheme="majorBidi" w:eastAsiaTheme="majorEastAsia"/>
+      <w:i/>
+      <w:iCs/>
+      <w:color w:themeColor="text1" w:themeTint="A6" w:val="595959"/>
     </w:rPr>
   </w:style>
   <w:style w:styleId="Heading7" w:type="paragraph">
-    <w:name w:val="Heading 7"/>
+    <w:name w:val="heading 7"/>
     <w:basedOn w:val="Normal"/>
     <w:next w:val="BodyText"/>
+    <w:link w:val="Heading7Char"/>
     <w:uiPriority w:val="9"/>
+    <w:semiHidden/>
     <w:unhideWhenUsed/>
     <w:qFormat/>
+    <w:rsid w:val="00A10FD9"/>
     <w:pPr>
       <w:keepNext/>
       <w:keepLines/>
-      <w:spacing w:after="0" w:before="200"/>
+      <w:spacing w:after="0" w:before="40"/>
       <w:outlineLvl w:val="6"/>
     </w:pPr>
     <w:rPr>
-      <w:rFonts w:asciiTheme="majorHAnsi" w:cstheme="majorBidi" w:eastAsiaTheme="majorEastAsia" w:hAnsiTheme="majorHAnsi"/>
-      <w:color w:themeColor="accent1" w:val="4F81BD"/>
-      <w:sz w:val="24"/>
-      <w:szCs w:val="24"/>
+      <w:rFonts w:cstheme="majorBidi" w:eastAsiaTheme="majorEastAsia"/>
+      <w:color w:themeColor="text1" w:themeTint="A6" w:val="595959"/>
     </w:rPr>
   </w:style>
   <w:style w:styleId="Heading8" w:type="paragraph">
-    <w:name w:val="Heading 8"/>
+    <w:name w:val="heading 8"/>
     <w:basedOn w:val="Normal"/>
     <w:next w:val="BodyText"/>
+    <w:link w:val="Heading8Char"/>
     <w:uiPriority w:val="9"/>
+    <w:semiHidden/>
     <w:unhideWhenUsed/>
     <w:qFormat/>
+    <w:rsid w:val="00A10FD9"/>
     <w:pPr>
       <w:keepNext/>
       <w:keepLines/>
-      <w:spacing w:after="0" w:before="200"/>
+      <w:spacing w:after="0"/>
       <w:outlineLvl w:val="7"/>
     </w:pPr>
     <w:rPr>
-      <w:rFonts w:asciiTheme="majorHAnsi" w:cstheme="majorBidi" w:eastAsiaTheme="majorEastAsia" w:hAnsiTheme="majorHAnsi"/>
-      <w:color w:themeColor="accent1" w:val="4F81BD"/>
-      <w:sz w:val="24"/>
-      <w:szCs w:val="24"/>
+      <w:rFonts w:cstheme="majorBidi" w:eastAsiaTheme="majorEastAsia"/>
+      <w:i/>
+      <w:iCs/>
+      <w:color w:themeColor="text1" w:themeTint="D8" w:val="272727"/>
     </w:rPr>
   </w:style>
   <w:style w:styleId="Heading9" w:type="paragraph">
-    <w:name w:val="Heading 9"/>
+    <w:name w:val="heading 9"/>
     <w:basedOn w:val="Normal"/>
     <w:next w:val="BodyText"/>
+    <w:link w:val="Heading9Char"/>
     <w:uiPriority w:val="9"/>
+    <w:semiHidden/>
     <w:unhideWhenUsed/>
     <w:qFormat/>
+    <w:rsid w:val="00A10FD9"/>
     <w:pPr>
       <w:keepNext/>
       <w:keepLines/>
-      <w:spacing w:after="0" w:before="200"/>
+      <w:spacing w:after="0"/>
       <w:outlineLvl w:val="8"/>
     </w:pPr>
     <w:rPr>
+      <w:rFonts w:cstheme="majorBidi" w:eastAsiaTheme="majorEastAsia"/>
+      <w:color w:themeColor="text1" w:themeTint="D8" w:val="272727"/>
+    </w:rPr>
+  </w:style>
+  <w:style w:customStyle="1" w:styleId="Heading1Char" w:type="character">
+    <w:name w:val="Heading 1 Char"/>
+    <w:basedOn w:val="DefaultParagraphFont"/>
+    <w:link w:val="Heading1"/>
+    <w:uiPriority w:val="9"/>
+    <w:rsid w:val="00A10FD9"/>
+    <w:rPr>
       <w:rFonts w:asciiTheme="majorHAnsi" w:cstheme="majorBidi" w:eastAsiaTheme="majorEastAsia" w:hAnsiTheme="majorHAnsi"/>
-      <w:color w:themeColor="accent1" w:val="4F81BD"/>
-      <w:sz w:val="24"/>
-      <w:szCs w:val="24"/>
+      <w:color w:themeColor="accent1" w:themeShade="BF" w:val="0F4761"/>
+      <w:sz w:val="40"/>
+      <w:szCs w:val="40"/>
+    </w:rPr>
+  </w:style>
+  <w:style w:customStyle="1" w:styleId="Heading2Char" w:type="character">
+    <w:name w:val="Heading 2 Char"/>
+    <w:basedOn w:val="DefaultParagraphFont"/>
+    <w:link w:val="Heading2"/>
+    <w:uiPriority w:val="9"/>
+    <w:semiHidden/>
+    <w:rsid w:val="00A10FD9"/>
+    <w:rPr>
+      <w:rFonts w:asciiTheme="majorHAnsi" w:cstheme="majorBidi" w:eastAsiaTheme="majorEastAsia" w:hAnsiTheme="majorHAnsi"/>
+      <w:color w:themeColor="accent1" w:themeShade="BF" w:val="0F4761"/>
+      <w:sz w:val="32"/>
+      <w:szCs w:val="32"/>
+    </w:rPr>
+  </w:style>
+  <w:style w:customStyle="1" w:styleId="Heading3Char" w:type="character">
+    <w:name w:val="Heading 3 Char"/>
+    <w:basedOn w:val="DefaultParagraphFont"/>
+    <w:link w:val="Heading3"/>
+    <w:uiPriority w:val="9"/>
+    <w:semiHidden/>
+    <w:rsid w:val="00A10FD9"/>
+    <w:rPr>
+      <w:rFonts w:cstheme="majorBidi" w:eastAsiaTheme="majorEastAsia"/>
+      <w:color w:themeColor="accent1" w:themeShade="BF" w:val="0F4761"/>
+      <w:sz w:val="28"/>
+      <w:szCs w:val="28"/>
+    </w:rPr>
+  </w:style>
+  <w:style w:customStyle="1" w:styleId="Heading4Char" w:type="character">
+    <w:name w:val="Heading 4 Char"/>
+    <w:basedOn w:val="DefaultParagraphFont"/>
+    <w:link w:val="Heading4"/>
+    <w:uiPriority w:val="9"/>
+    <w:semiHidden/>
+    <w:rsid w:val="00A10FD9"/>
+    <w:rPr>
+      <w:rFonts w:cstheme="majorBidi" w:eastAsiaTheme="majorEastAsia"/>
+      <w:i/>
+      <w:iCs/>
+      <w:color w:themeColor="accent1" w:themeShade="BF" w:val="0F4761"/>
+    </w:rPr>
+  </w:style>
+  <w:style w:customStyle="1" w:styleId="Heading5Char" w:type="character">
+    <w:name w:val="Heading 5 Char"/>
+    <w:basedOn w:val="DefaultParagraphFont"/>
+    <w:link w:val="Heading5"/>
+    <w:uiPriority w:val="9"/>
+    <w:semiHidden/>
+    <w:rsid w:val="00A10FD9"/>
+    <w:rPr>
+      <w:rFonts w:cstheme="majorBidi" w:eastAsiaTheme="majorEastAsia"/>
+      <w:color w:themeColor="accent1" w:themeShade="BF" w:val="0F4761"/>
+    </w:rPr>
+  </w:style>
+  <w:style w:customStyle="1" w:styleId="Heading6Char" w:type="character">
+    <w:name w:val="Heading 6 Char"/>
+    <w:basedOn w:val="DefaultParagraphFont"/>
+    <w:link w:val="Heading6"/>
+    <w:uiPriority w:val="9"/>
+    <w:semiHidden/>
+    <w:rsid w:val="00A10FD9"/>
+    <w:rPr>
+      <w:rFonts w:cstheme="majorBidi" w:eastAsiaTheme="majorEastAsia"/>
+      <w:i/>
+      <w:iCs/>
+      <w:color w:themeColor="text1" w:themeTint="A6" w:val="595959"/>
+    </w:rPr>
+  </w:style>
+  <w:style w:customStyle="1" w:styleId="Heading7Char" w:type="character">
+    <w:name w:val="Heading 7 Char"/>
+    <w:basedOn w:val="DefaultParagraphFont"/>
+    <w:link w:val="Heading7"/>
+    <w:uiPriority w:val="9"/>
+    <w:semiHidden/>
+    <w:rsid w:val="00A10FD9"/>
+    <w:rPr>
+      <w:rFonts w:cstheme="majorBidi" w:eastAsiaTheme="majorEastAsia"/>
+      <w:color w:themeColor="text1" w:themeTint="A6" w:val="595959"/>
+    </w:rPr>
+  </w:style>
+  <w:style w:customStyle="1" w:styleId="Heading8Char" w:type="character">
+    <w:name w:val="Heading 8 Char"/>
+    <w:basedOn w:val="DefaultParagraphFont"/>
+    <w:link w:val="Heading8"/>
+    <w:uiPriority w:val="9"/>
+    <w:semiHidden/>
+    <w:rsid w:val="00A10FD9"/>
+    <w:rPr>
+      <w:rFonts w:cstheme="majorBidi" w:eastAsiaTheme="majorEastAsia"/>
+      <w:i/>
+      <w:iCs/>
+      <w:color w:themeColor="text1" w:themeTint="D8" w:val="272727"/>
+    </w:rPr>
+  </w:style>
+  <w:style w:customStyle="1" w:styleId="Heading9Char" w:type="character">
+    <w:name w:val="Heading 9 Char"/>
+    <w:basedOn w:val="DefaultParagraphFont"/>
+    <w:link w:val="Heading9"/>
+    <w:uiPriority w:val="9"/>
+    <w:semiHidden/>
+    <w:rsid w:val="00A10FD9"/>
+    <w:rPr>
+      <w:rFonts w:cstheme="majorBidi" w:eastAsiaTheme="majorEastAsia"/>
+      <w:color w:themeColor="text1" w:themeTint="D8" w:val="272727"/>
     </w:rPr>
   </w:style>
   <w:style w:styleId="BlockText" w:type="paragraph">
@@ -1773,8 +2518,8 @@
   </w:style>
   <w:style w:styleId="FootnoteBlockText" w:type="paragraph">
     <w:name w:val="Footnote Block Text"/>
-    <w:basedOn w:val="Footnote Text"/>
-    <w:next w:val="Footnote Text"/>
+    <w:basedOn w:val="FootnoteText"/>
+    <w:next w:val="FootnoteText"/>
     <w:uiPriority w:val="9"/>
     <w:unhideWhenUsed/>
     <w:qFormat/>
@@ -1812,10 +2557,10 @@
         <w:jc w:val="left"/>
       </w:trPr>
       <w:tcPr>
-        <w:vAlign w:val="bottom"/>
         <w:tcBorders>
           <w:bottom w:val="single"/>
         </w:tcBorders>
+        <w:vAlign w:val="bottom"/>
       </w:tcPr>
     </w:tblStylePr>
   </w:style>
@@ -1931,6 +2676,7 @@
     <w:name w:val="KeywordTok"/>
     <w:basedOn w:val="VerbatimChar"/>
     <w:rPr>
+      <w:b/>
       <w:color w:val="003b4f"/>
       <w:shd w:val="clear" w:fill="f1f3f5"/>
     </w:rPr>
@@ -2035,9 +2781,9 @@
     <w:name w:val="DocumentationTok"/>
     <w:basedOn w:val="VerbatimChar"/>
     <w:rPr>
+      <w:i/>
       <w:color w:val="5e5e5e"/>
       <w:shd w:val="clear" w:fill="f1f3f5"/>
-      <w:i/>
     </w:rPr>
   </w:style>
   <w:style w:type="character" w:customStyle="1" w:styleId="AnnotationTok">
@@ -2052,9 +2798,9 @@
     <w:name w:val="CommentVarTok"/>
     <w:basedOn w:val="VerbatimChar"/>
     <w:rPr>
+      <w:i/>
       <w:color w:val="5e5e5e"/>
       <w:shd w:val="clear" w:fill="f1f3f5"/>
-      <w:i/>
     </w:rPr>
   </w:style>
   <w:style w:type="character" w:customStyle="1" w:styleId="OtherTok">
@@ -2085,6 +2831,7 @@
     <w:name w:val="ControlFlowTok"/>
     <w:basedOn w:val="VerbatimChar"/>
     <w:rPr>
+      <w:b/>
       <w:color w:val="003b4f"/>
       <w:shd w:val="clear" w:fill="f1f3f5"/>
     </w:rPr>
@@ -2149,9 +2896,9 @@
     <w:name w:val="WarningTok"/>
     <w:basedOn w:val="VerbatimChar"/>
     <w:rPr>
+      <w:i/>
       <w:color w:val="5e5e5e"/>
       <w:shd w:val="clear" w:fill="f1f3f5"/>
-      <w:i/>
     </w:rPr>
   </w:style>
   <w:style w:type="character" w:customStyle="1" w:styleId="AlertTok">
@@ -2192,44 +2939,44 @@
         <a:sysClr val="window" lastClr="FFFFFF"/>
       </a:lt1>
       <a:dk2>
-        <a:srgbClr val="1F497D"/>
+        <a:srgbClr val="0E2841"/>
       </a:dk2>
       <a:lt2>
-        <a:srgbClr val="EEECE1"/>
+        <a:srgbClr val="E8E8E8"/>
       </a:lt2>
       <a:accent1>
-        <a:srgbClr val="4F81BD"/>
+        <a:srgbClr val="156082"/>
       </a:accent1>
       <a:accent2>
-        <a:srgbClr val="C0504D"/>
+        <a:srgbClr val="E97132"/>
       </a:accent2>
       <a:accent3>
-        <a:srgbClr val="9BBB59"/>
+        <a:srgbClr val="196B24"/>
       </a:accent3>
       <a:accent4>
-        <a:srgbClr val="8064A2"/>
+        <a:srgbClr val="0F9ED5"/>
       </a:accent4>
       <a:accent5>
-        <a:srgbClr val="4BACC6"/>
+        <a:srgbClr val="A02B93"/>
       </a:accent5>
       <a:accent6>
-        <a:srgbClr val="F79646"/>
+        <a:srgbClr val="4EA72E"/>
       </a:accent6>
       <a:hlink>
-        <a:srgbClr val="0000FF"/>
+        <a:srgbClr val="467886"/>
       </a:hlink>
       <a:folHlink>
-        <a:srgbClr val="800080"/>
+        <a:srgbClr val="96607D"/>
       </a:folHlink>
     </a:clrScheme>
     <a:fontScheme name="Office">
       <a:majorFont>
-        <a:latin typeface="Calibri"/>
+        <a:latin typeface="Aptos Display" panose="02110004020202020204"/>
         <a:ea typeface=""/>
         <a:cs typeface=""/>
-        <a:font script="Jpan" typeface="ＭＳ ゴシック"/>
+        <a:font script="Jpan" typeface="游ゴシック Light"/>
         <a:font script="Hang" typeface="맑은 고딕"/>
-        <a:font script="Hans" typeface="宋体"/>
+        <a:font script="Hans" typeface="等线 Light"/>
         <a:font script="Hant" typeface="新細明體"/>
         <a:font script="Arab" typeface="Times New Roman"/>
         <a:font script="Hebr" typeface="Times New Roman"/>
@@ -2256,14 +3003,32 @@
         <a:font script="Mong" typeface="Mongolian Baiti"/>
         <a:font script="Viet" typeface="Times New Roman"/>
         <a:font script="Uigh" typeface="Microsoft Uighur"/>
+        <a:font script="Geor" typeface="Sylfaen"/>
+        <a:font script="Armn" typeface="Arial"/>
+        <a:font script="Bugi" typeface="Leelawadee UI"/>
+        <a:font script="Bopo" typeface="Microsoft JhengHei"/>
+        <a:font script="Java" typeface="Javanese Text"/>
+        <a:font script="Lisu" typeface="Segoe UI"/>
+        <a:font script="Mymr" typeface="Myanmar Text"/>
+        <a:font script="Nkoo" typeface="Ebrima"/>
+        <a:font script="Olck" typeface="Nirmala UI"/>
+        <a:font script="Osma" typeface="Ebrima"/>
+        <a:font script="Phag" typeface="Phagspa"/>
+        <a:font script="Syrn" typeface="Estrangelo Edessa"/>
+        <a:font script="Syrj" typeface="Estrangelo Edessa"/>
+        <a:font script="Syre" typeface="Estrangelo Edessa"/>
+        <a:font script="Sora" typeface="Nirmala UI"/>
+        <a:font script="Tale" typeface="Microsoft Tai Le"/>
+        <a:font script="Talu" typeface="Microsoft New Tai Lue"/>
+        <a:font script="Tfng" typeface="Ebrima"/>
       </a:majorFont>
       <a:minorFont>
-        <a:latin typeface="Cambria"/>
+        <a:latin typeface="Aptos" panose="02110004020202020204"/>
         <a:ea typeface=""/>
         <a:cs typeface=""/>
-        <a:font script="Jpan" typeface="ＭＳ 明朝"/>
+        <a:font script="Jpan" typeface="游明朝"/>
         <a:font script="Hang" typeface="맑은 고딕"/>
-        <a:font script="Hans" typeface="宋体"/>
+        <a:font script="Hans" typeface="等线"/>
         <a:font script="Hant" typeface="新細明體"/>
         <a:font script="Arab" typeface="Arial"/>
         <a:font script="Hebr" typeface="Arial"/>
@@ -2290,6 +3055,24 @@
         <a:font script="Mong" typeface="Mongolian Baiti"/>
         <a:font script="Viet" typeface="Arial"/>
         <a:font script="Uigh" typeface="Microsoft Uighur"/>
+        <a:font script="Geor" typeface="Sylfaen"/>
+        <a:font script="Armn" typeface="Arial"/>
+        <a:font script="Bugi" typeface="Leelawadee UI"/>
+        <a:font script="Bopo" typeface="Microsoft JhengHei"/>
+        <a:font script="Java" typeface="Javanese Text"/>
+        <a:font script="Lisu" typeface="Segoe UI"/>
+        <a:font script="Mymr" typeface="Myanmar Text"/>
+        <a:font script="Nkoo" typeface="Ebrima"/>
+        <a:font script="Olck" typeface="Nirmala UI"/>
+        <a:font script="Osma" typeface="Ebrima"/>
+        <a:font script="Phag" typeface="Phagspa"/>
+        <a:font script="Syrn" typeface="Estrangelo Edessa"/>
+        <a:font script="Syrj" typeface="Estrangelo Edessa"/>
+        <a:font script="Syre" typeface="Estrangelo Edessa"/>
+        <a:font script="Sora" typeface="Nirmala UI"/>
+        <a:font script="Tale" typeface="Microsoft Tai Le"/>
+        <a:font script="Talu" typeface="Microsoft New Tai Lue"/>
+        <a:font script="Tfng" typeface="Ebrima"/>
       </a:minorFont>
     </a:fontScheme>
     <a:fmtScheme name="Office">
@@ -2301,200 +3084,141 @@
           <a:gsLst>
             <a:gs pos="0">
               <a:schemeClr val="phClr">
-                <a:tint val="50000"/>
-                <a:satMod val="300000"/>
+                <a:lumMod val="110000"/>
+                <a:satMod val="105000"/>
+                <a:tint val="67000"/>
               </a:schemeClr>
             </a:gs>
-            <a:gs pos="35000">
+            <a:gs pos="50000">
               <a:schemeClr val="phClr">
-                <a:tint val="37000"/>
-                <a:satMod val="300000"/>
+                <a:lumMod val="105000"/>
+                <a:satMod val="103000"/>
+                <a:tint val="73000"/>
               </a:schemeClr>
             </a:gs>
             <a:gs pos="100000">
               <a:schemeClr val="phClr">
-                <a:tint val="15000"/>
-                <a:satMod val="350000"/>
+                <a:lumMod val="105000"/>
+                <a:satMod val="109000"/>
+                <a:tint val="81000"/>
               </a:schemeClr>
             </a:gs>
           </a:gsLst>
-          <a:lin ang="16200000" scaled="1"/>
+          <a:lin ang="5400000" scaled="0"/>
         </a:gradFill>
         <a:gradFill rotWithShape="1">
           <a:gsLst>
             <a:gs pos="0">
               <a:schemeClr val="phClr">
-                <a:tint val="100000"/>
+                <a:satMod val="103000"/>
+                <a:lumMod val="102000"/>
+                <a:tint val="94000"/>
+              </a:schemeClr>
+            </a:gs>
+            <a:gs pos="50000">
+              <a:schemeClr val="phClr">
+                <a:satMod val="110000"/>
+                <a:lumMod val="100000"/>
                 <a:shade val="100000"/>
-                <a:satMod val="130000"/>
               </a:schemeClr>
             </a:gs>
             <a:gs pos="100000">
               <a:schemeClr val="phClr">
-                <a:tint val="50000"/>
-                <a:shade val="100000"/>
-                <a:satMod val="350000"/>
+                <a:lumMod val="99000"/>
+                <a:satMod val="120000"/>
+                <a:shade val="78000"/>
               </a:schemeClr>
             </a:gs>
           </a:gsLst>
-          <a:lin ang="16200000" scaled="0"/>
+          <a:lin ang="5400000" scaled="0"/>
         </a:gradFill>
       </a:fillStyleLst>
       <a:lnStyleLst>
-        <a:ln w="9525" cap="flat" cmpd="sng" algn="ctr">
-          <a:solidFill>
-            <a:schemeClr val="phClr">
-              <a:shade val="95000"/>
-              <a:satMod val="105000"/>
-            </a:schemeClr>
-          </a:solidFill>
-          <a:prstDash val="solid"/>
-        </a:ln>
-        <a:ln w="25400" cap="flat" cmpd="sng" algn="ctr">
+        <a:ln w="6350" cap="flat" cmpd="sng" algn="ctr">
           <a:solidFill>
             <a:schemeClr val="phClr"/>
           </a:solidFill>
           <a:prstDash val="solid"/>
+          <a:miter lim="800000"/>
         </a:ln>
-        <a:ln w="38100" cap="flat" cmpd="sng" algn="ctr">
+        <a:ln w="12700" cap="flat" cmpd="sng" algn="ctr">
           <a:solidFill>
             <a:schemeClr val="phClr"/>
           </a:solidFill>
           <a:prstDash val="solid"/>
+          <a:miter lim="800000"/>
+        </a:ln>
+        <a:ln w="19050" cap="flat" cmpd="sng" algn="ctr">
+          <a:solidFill>
+            <a:schemeClr val="phClr"/>
+          </a:solidFill>
+          <a:prstDash val="solid"/>
+          <a:miter lim="800000"/>
         </a:ln>
       </a:lnStyleLst>
       <a:effectStyleLst>
         <a:effectStyle>
+          <a:effectLst/>
+        </a:effectStyle>
+        <a:effectStyle>
+          <a:effectLst/>
+        </a:effectStyle>
+        <a:effectStyle>
           <a:effectLst>
-            <a:outerShdw blurRad="40000" dist="20000" dir="5400000" rotWithShape="0">
+            <a:outerShdw blurRad="57150" dist="19050" dir="5400000" algn="ctr" rotWithShape="0">
               <a:srgbClr val="000000">
-                <a:alpha val="38000"/>
+                <a:alpha val="63000"/>
               </a:srgbClr>
             </a:outerShdw>
           </a:effectLst>
-        </a:effectStyle>
-        <a:effectStyle>
-          <a:effectLst>
-            <a:outerShdw blurRad="40000" dist="23000" dir="5400000" rotWithShape="0">
-              <a:srgbClr val="000000">
-                <a:alpha val="35000"/>
-              </a:srgbClr>
-            </a:outerShdw>
-          </a:effectLst>
-        </a:effectStyle>
-        <a:effectStyle>
-          <a:effectLst>
-            <a:outerShdw blurRad="40000" dist="23000" dir="5400000" rotWithShape="0">
-              <a:srgbClr val="000000">
-                <a:alpha val="35000"/>
-              </a:srgbClr>
-            </a:outerShdw>
-          </a:effectLst>
-          <a:scene3d>
-            <a:camera prst="orthographicFront">
-              <a:rot lat="0" lon="0" rev="0"/>
-            </a:camera>
-            <a:lightRig rig="threePt" dir="t">
-              <a:rot lat="0" lon="0" rev="1200000"/>
-            </a:lightRig>
-          </a:scene3d>
-          <a:sp3d>
-            <a:bevelT w="63500" h="25400"/>
-          </a:sp3d>
         </a:effectStyle>
       </a:effectStyleLst>
       <a:bgFillStyleLst>
         <a:solidFill>
           <a:schemeClr val="phClr"/>
         </a:solidFill>
+        <a:solidFill>
+          <a:schemeClr val="phClr">
+            <a:tint val="95000"/>
+            <a:satMod val="170000"/>
+          </a:schemeClr>
+        </a:solidFill>
         <a:gradFill rotWithShape="1">
           <a:gsLst>
             <a:gs pos="0">
               <a:schemeClr val="phClr">
-                <a:tint val="40000"/>
-                <a:satMod val="350000"/>
+                <a:tint val="93000"/>
+                <a:satMod val="150000"/>
+                <a:shade val="98000"/>
+                <a:lumMod val="102000"/>
               </a:schemeClr>
             </a:gs>
-            <a:gs pos="40000">
+            <a:gs pos="50000">
               <a:schemeClr val="phClr">
-                <a:tint val="45000"/>
-                <a:shade val="99000"/>
-                <a:satMod val="350000"/>
+                <a:tint val="98000"/>
+                <a:satMod val="130000"/>
+                <a:shade val="90000"/>
+                <a:lumMod val="103000"/>
               </a:schemeClr>
             </a:gs>
             <a:gs pos="100000">
               <a:schemeClr val="phClr">
-                <a:shade val="20000"/>
-                <a:satMod val="255000"/>
+                <a:shade val="63000"/>
+                <a:satMod val="120000"/>
               </a:schemeClr>
             </a:gs>
           </a:gsLst>
-          <a:path path="circle">
-            <a:fillToRect l="50000" t="-80000" r="50000" b="180000"/>
-          </a:path>
-        </a:gradFill>
-        <a:gradFill rotWithShape="1">
-          <a:gsLst>
-            <a:gs pos="0">
-              <a:schemeClr val="phClr">
-                <a:tint val="80000"/>
-                <a:satMod val="300000"/>
-              </a:schemeClr>
-            </a:gs>
-            <a:gs pos="100000">
-              <a:schemeClr val="phClr">
-                <a:shade val="30000"/>
-                <a:satMod val="200000"/>
-              </a:schemeClr>
-            </a:gs>
-          </a:gsLst>
-          <a:path path="circle">
-            <a:fillToRect l="50000" t="50000" r="50000" b="50000"/>
-          </a:path>
+          <a:lin ang="5400000" scaled="0"/>
         </a:gradFill>
       </a:bgFillStyleLst>
     </a:fmtScheme>
   </a:themeElements>
-  <a:objectDefaults>
-    <a:spDef>
-      <a:spPr/>
-      <a:bodyPr/>
-      <a:lstStyle/>
-      <a:style>
-        <a:lnRef idx="1">
-          <a:schemeClr val="accent1"/>
-        </a:lnRef>
-        <a:fillRef idx="3">
-          <a:schemeClr val="accent1"/>
-        </a:fillRef>
-        <a:effectRef idx="2">
-          <a:schemeClr val="accent1"/>
-        </a:effectRef>
-        <a:fontRef idx="minor">
-          <a:schemeClr val="lt1"/>
-        </a:fontRef>
-      </a:style>
-    </a:spDef>
-    <a:lnDef>
-      <a:spPr/>
-      <a:bodyPr/>
-      <a:lstStyle/>
-      <a:style>
-        <a:lnRef idx="2">
-          <a:schemeClr val="accent1"/>
-        </a:lnRef>
-        <a:fillRef idx="0">
-          <a:schemeClr val="accent1"/>
-        </a:fillRef>
-        <a:effectRef idx="1">
-          <a:schemeClr val="accent1"/>
-        </a:effectRef>
-        <a:fontRef idx="minor">
-          <a:schemeClr val="tx1"/>
-        </a:fontRef>
-      </a:style>
-    </a:lnDef>
-  </a:objectDefaults>
+  <a:objectDefaults/>
   <a:extraClrSchemeLst/>
+  <a:extLst>
+    <a:ext uri="{05A4C25C-085E-4340-85A3-A5531E510DB2}">
+      <thm15:themeFamily xmlns:thm15="http://schemas.microsoft.com/office/thememl/2012/main" name="Office Theme" id="{2E142A2C-CD16-42D6-873A-C26D2A0506FA}" vid="{1BDDFF52-6CD6-40A5-AB3C-68EB2F1E4D0A}"/>
+    </a:ext>
+  </a:extLst>
 </a:theme>
 </file>